--- a/بحث_فرز_المخلفات_بالذكاء_الاصطناعي.docx
+++ b/بحث_فرز_المخلفات_بالذكاء_الاصطناعي.docx
@@ -1794,6 +1794,27 @@
           <w:rtl/>
         </w:rPr>
         <w:t xml:space="preserve">ملحق (ج): سؤال متوقع من لجنة التحكيم وإجابته  ..........  25</w:t>
+      </w:r>
+    </w:p>
+    <w:p>
+      <w:pPr>
+        <w:bidi/>
+        <w:spacing w:after="60" w:line="330"/>
+        <w:jc w:val="right"/>
+      </w:pPr>
+      <w:r>
+        <w:rPr>
+          <w:rFonts w:ascii="Times New Roman" w:cs="Traditional Arabic" w:eastAsia="Times New Roman" w:hAnsi="Times New Roman"/>
+          <w:b/>
+          <w:bCs/>
+          <w:i w:val="false"/>
+          <w:iCs w:val="false"/>
+          <w:color w:val="000000"/>
+          <w:sz w:val="28"/>
+          <w:szCs w:val="28"/>
+          <w:rtl/>
+        </w:rPr>
+        <w:t xml:space="preserve">ملحق (د): المستودع الرقمي للمشروع  ..........  26</w:t>
       </w:r>
     </w:p>
     <w:p>
@@ -13987,6 +14008,883 @@
           <w:rtl/>
         </w:rPr>
         <w:t xml:space="preserve"> العكس: قياس الانهيار هو النتيجة. البحث لم يدّعِ نظامًا جاهزًا للنشر، بل قاس بمنهجية موثقة الفجوة بين أداء المعمل والواقع، وشخّص أين وكيف تحدث — وهذا أساس علمي صحيح لأي جهة تفكر في نشر مثل هذه الأنظمة، وأقوى بكثير من عرض دقة داخلية مبهرجة بلا اختبار خارجي.</w:t>
+      </w:r>
+    </w:p>
+    <w:p>
+      <w:pPr>
+        <w:pStyle w:val="Heading1"/>
+        <w:bidi/>
+        <w:spacing w:after="220" w:before="380" w:line="380" w:lineRule="atLeast"/>
+        <w:jc w:val="center"/>
+      </w:pPr>
+      <w:r>
+        <w:rPr>
+          <w:rFonts w:ascii="Times New Roman" w:cs="Traditional Arabic" w:eastAsia="Times New Roman" w:hAnsi="Times New Roman"/>
+          <w:b/>
+          <w:bCs/>
+          <w:i w:val="false"/>
+          <w:iCs w:val="false"/>
+          <w:color w:val="000000"/>
+          <w:sz w:val="34"/>
+          <w:szCs w:val="34"/>
+          <w:rtl/>
+        </w:rPr>
+        <w:t xml:space="preserve">ملحق (د): المستودع الرقمي للمشروع</w:t>
+      </w:r>
+    </w:p>
+    <w:p>
+      <w:pPr>
+        <w:bidi/>
+        <w:spacing w:after="60" w:line="330"/>
+        <w:ind w:firstLine="480"/>
+        <w:jc w:val="both"/>
+      </w:pPr>
+      <w:r>
+        <w:rPr>
+          <w:rFonts w:ascii="Times New Roman" w:cs="Traditional Arabic" w:eastAsia="Times New Roman" w:hAnsi="Times New Roman"/>
+          <w:b/>
+          <w:bCs/>
+          <w:i w:val="false"/>
+          <w:iCs w:val="false"/>
+          <w:color w:val="000000"/>
+          <w:sz w:val="28"/>
+          <w:szCs w:val="28"/>
+          <w:rtl/>
+        </w:rPr>
+        <w:t xml:space="preserve">رابط المستودع الكامل القابل لإعادة التشغيل:</w:t>
+      </w:r>
+    </w:p>
+    <w:p>
+      <w:pPr>
+        <w:bidi/>
+        <w:spacing w:after="60" w:line="330"/>
+        <w:ind w:firstLine="480"/>
+        <w:jc w:val="both"/>
+      </w:pPr>
+      <w:r>
+        <w:rPr>
+          <w:rFonts w:ascii="Times New Roman" w:cs="Traditional Arabic" w:eastAsia="Times New Roman" w:hAnsi="Times New Roman"/>
+          <w:b/>
+          <w:bCs/>
+          <w:i w:val="false"/>
+          <w:iCs w:val="false"/>
+          <w:color w:val="000000"/>
+          <w:sz w:val="28"/>
+          <w:szCs w:val="28"/>
+          <w:rtl/>
+        </w:rPr>
+        <w:t xml:space="preserve">https://github.com/mohamedneqody/ai-waste-sorting-research</w:t>
+      </w:r>
+    </w:p>
+    <w:p>
+      <w:pPr>
+        <w:bidi/>
+        <w:spacing w:after="60" w:line="330"/>
+        <w:ind w:firstLine="480"/>
+        <w:jc w:val="both"/>
+      </w:pPr>
+      <w:r>
+        <w:rPr>
+          <w:rFonts w:ascii="Times New Roman" w:cs="Traditional Arabic" w:eastAsia="Times New Roman" w:hAnsi="Times New Roman"/>
+          <w:b w:val="false"/>
+          <w:i w:val="false"/>
+          <w:iCs w:val="false"/>
+          <w:color w:val="000000"/>
+          <w:sz w:val="28"/>
+          <w:szCs w:val="28"/>
+          <w:rtl/>
+        </w:rPr>
+        <w:t xml:space="preserve">يحتوي المستودع العام على كل ما يلزم لفحص نتائج هذا البحث وإعادة إنتاجها:</w:t>
+      </w:r>
+    </w:p>
+    <w:tbl>
+      <w:tblPr>
+        <w:bidiVisual/>
+        <w:tblW w:type="pct" w:w="5000"/>
+        <w:tblBorders>
+          <w:top w:val="single" w:color="000000" w:sz="6"/>
+          <w:left w:val="none"/>
+          <w:bottom w:val="single" w:color="000000" w:sz="6"/>
+          <w:right w:val="none"/>
+          <w:insideH w:val="none"/>
+          <w:insideV w:val="none"/>
+        </w:tblBorders>
+      </w:tblPr>
+      <w:tblGrid>
+        <w:gridCol w:w="4394"/>
+        <w:gridCol w:w="4394"/>
+      </w:tblGrid>
+      <w:tr>
+        <w:trPr>
+          <w:cantSplit/>
+          <w:tblHeader/>
+        </w:trPr>
+        <w:tc>
+          <w:tcPr>
+            <w:tcBorders>
+              <w:top w:val="none"/>
+              <w:left w:val="none"/>
+              <w:bottom w:val="single" w:color="000000" w:sz="3"/>
+              <w:right w:val="none"/>
+            </w:tcBorders>
+            <w:shd w:fill="F5F7FA" w:val="clear"/>
+            <w:tcMar>
+              <w:top w:type="dxa" w:w="60"/>
+              <w:left w:type="dxa" w:w="100"/>
+              <w:bottom w:type="dxa" w:w="60"/>
+              <w:right w:type="dxa" w:w="100"/>
+            </w:tcMar>
+          </w:tcPr>
+          <w:p>
+            <w:pPr>
+              <w:bidi/>
+              <w:spacing w:line="300"/>
+              <w:jc w:val="center"/>
+            </w:pPr>
+            <w:r>
+              <w:rPr>
+                <w:rFonts w:ascii="Times New Roman" w:cs="Traditional Arabic" w:eastAsia="Times New Roman" w:hAnsi="Times New Roman"/>
+                <w:b/>
+                <w:bCs/>
+                <w:i w:val="false"/>
+                <w:iCs w:val="false"/>
+                <w:color w:val="000000"/>
+                <w:sz w:val="24"/>
+                <w:szCs w:val="24"/>
+                <w:rtl/>
+              </w:rPr>
+              <w:t xml:space="preserve">المحتوى</w:t>
+            </w:r>
+          </w:p>
+        </w:tc>
+        <w:tc>
+          <w:tcPr>
+            <w:tcBorders>
+              <w:top w:val="none"/>
+              <w:left w:val="none"/>
+              <w:bottom w:val="single" w:color="000000" w:sz="3"/>
+              <w:right w:val="none"/>
+            </w:tcBorders>
+            <w:shd w:fill="F5F7FA" w:val="clear"/>
+            <w:tcMar>
+              <w:top w:type="dxa" w:w="60"/>
+              <w:left w:type="dxa" w:w="100"/>
+              <w:bottom w:type="dxa" w:w="60"/>
+              <w:right w:type="dxa" w:w="100"/>
+            </w:tcMar>
+          </w:tcPr>
+          <w:p>
+            <w:pPr>
+              <w:bidi/>
+              <w:spacing w:line="300"/>
+              <w:jc w:val="center"/>
+            </w:pPr>
+            <w:r>
+              <w:rPr>
+                <w:rFonts w:ascii="Times New Roman" w:cs="Traditional Arabic" w:eastAsia="Times New Roman" w:hAnsi="Times New Roman"/>
+                <w:b/>
+                <w:bCs/>
+                <w:i w:val="false"/>
+                <w:iCs w:val="false"/>
+                <w:color w:val="000000"/>
+                <w:sz w:val="24"/>
+                <w:szCs w:val="24"/>
+                <w:rtl/>
+              </w:rPr>
+              <w:t xml:space="preserve">المسار في المستودع</w:t>
+            </w:r>
+          </w:p>
+        </w:tc>
+      </w:tr>
+      <w:tr>
+        <w:trPr>
+          <w:cantSplit/>
+        </w:trPr>
+        <w:tc>
+          <w:tcPr>
+            <w:tcMar>
+              <w:top w:type="dxa" w:w="60"/>
+              <w:left w:type="dxa" w:w="100"/>
+              <w:bottom w:type="dxa" w:w="60"/>
+              <w:right w:type="dxa" w:w="100"/>
+            </w:tcMar>
+          </w:tcPr>
+          <w:p>
+            <w:pPr>
+              <w:bidi/>
+              <w:spacing w:line="300"/>
+              <w:jc w:val="center"/>
+            </w:pPr>
+            <w:r>
+              <w:rPr>
+                <w:rFonts w:ascii="Times New Roman" w:cs="Traditional Arabic" w:eastAsia="Times New Roman" w:hAnsi="Times New Roman"/>
+                <w:b w:val="false"/>
+                <w:i w:val="false"/>
+                <w:iCs w:val="false"/>
+                <w:color w:val="000000"/>
+                <w:sz w:val="24"/>
+                <w:szCs w:val="24"/>
+                <w:rtl/>
+              </w:rPr>
+              <w:t xml:space="preserve">نص البحث (Word + PDF)</w:t>
+            </w:r>
+          </w:p>
+        </w:tc>
+        <w:tc>
+          <w:tcPr>
+            <w:tcMar>
+              <w:top w:type="dxa" w:w="60"/>
+              <w:left w:type="dxa" w:w="100"/>
+              <w:bottom w:type="dxa" w:w="60"/>
+              <w:right w:type="dxa" w:w="100"/>
+            </w:tcMar>
+          </w:tcPr>
+          <w:p>
+            <w:pPr>
+              <w:bidi/>
+              <w:spacing w:line="300"/>
+              <w:jc w:val="center"/>
+            </w:pPr>
+            <w:r>
+              <w:rPr>
+                <w:rFonts w:ascii="Times New Roman" w:cs="Traditional Arabic" w:eastAsia="Times New Roman" w:hAnsi="Times New Roman"/>
+                <w:b w:val="false"/>
+                <w:i w:val="false"/>
+                <w:iCs w:val="false"/>
+                <w:color w:val="000000"/>
+                <w:sz w:val="24"/>
+                <w:szCs w:val="24"/>
+                <w:rtl/>
+              </w:rPr>
+              <w:t xml:space="preserve">بحث_فرز_المخلفات_بالذكاء_الاصطناعي.docx / .pdf</w:t>
+            </w:r>
+          </w:p>
+        </w:tc>
+      </w:tr>
+      <w:tr>
+        <w:trPr>
+          <w:cantSplit/>
+        </w:trPr>
+        <w:tc>
+          <w:tcPr>
+            <w:tcMar>
+              <w:top w:type="dxa" w:w="60"/>
+              <w:left w:type="dxa" w:w="100"/>
+              <w:bottom w:type="dxa" w:w="60"/>
+              <w:right w:type="dxa" w:w="100"/>
+            </w:tcMar>
+          </w:tcPr>
+          <w:p>
+            <w:pPr>
+              <w:bidi/>
+              <w:spacing w:line="300"/>
+              <w:jc w:val="center"/>
+            </w:pPr>
+            <w:r>
+              <w:rPr>
+                <w:rFonts w:ascii="Times New Roman" w:cs="Traditional Arabic" w:eastAsia="Times New Roman" w:hAnsi="Times New Roman"/>
+                <w:b w:val="false"/>
+                <w:i w:val="false"/>
+                <w:iCs w:val="false"/>
+                <w:color w:val="000000"/>
+                <w:sz w:val="24"/>
+                <w:szCs w:val="24"/>
+                <w:rtl/>
+              </w:rPr>
+              <w:t xml:space="preserve">مصدر البحث القابل للتحرير</w:t>
+            </w:r>
+          </w:p>
+        </w:tc>
+        <w:tc>
+          <w:tcPr>
+            <w:tcMar>
+              <w:top w:type="dxa" w:w="60"/>
+              <w:left w:type="dxa" w:w="100"/>
+              <w:bottom w:type="dxa" w:w="60"/>
+              <w:right w:type="dxa" w:w="100"/>
+            </w:tcMar>
+          </w:tcPr>
+          <w:p>
+            <w:pPr>
+              <w:bidi/>
+              <w:spacing w:line="300"/>
+              <w:jc w:val="center"/>
+            </w:pPr>
+            <w:r>
+              <w:rPr>
+                <w:rFonts w:ascii="Times New Roman" w:cs="Traditional Arabic" w:eastAsia="Times New Roman" w:hAnsi="Times New Roman"/>
+                <w:b w:val="false"/>
+                <w:i w:val="false"/>
+                <w:iCs w:val="false"/>
+                <w:color w:val="000000"/>
+                <w:sz w:val="24"/>
+                <w:szCs w:val="24"/>
+                <w:rtl/>
+              </w:rPr>
+              <w:t xml:space="preserve">مسودة_بحث_فرز_المخلفات_بالذكاء_الاصطناعي.md</w:t>
+            </w:r>
+          </w:p>
+        </w:tc>
+      </w:tr>
+      <w:tr>
+        <w:trPr>
+          <w:cantSplit/>
+        </w:trPr>
+        <w:tc>
+          <w:tcPr>
+            <w:tcMar>
+              <w:top w:type="dxa" w:w="60"/>
+              <w:left w:type="dxa" w:w="100"/>
+              <w:bottom w:type="dxa" w:w="60"/>
+              <w:right w:type="dxa" w:w="100"/>
+            </w:tcMar>
+          </w:tcPr>
+          <w:p>
+            <w:pPr>
+              <w:bidi/>
+              <w:spacing w:line="300"/>
+              <w:jc w:val="center"/>
+            </w:pPr>
+            <w:r>
+              <w:rPr>
+                <w:rFonts w:ascii="Times New Roman" w:cs="Traditional Arabic" w:eastAsia="Times New Roman" w:hAnsi="Times New Roman"/>
+                <w:b w:val="false"/>
+                <w:i w:val="false"/>
+                <w:iCs w:val="false"/>
+                <w:color w:val="000000"/>
+                <w:sz w:val="24"/>
+                <w:szCs w:val="24"/>
+                <w:rtl/>
+              </w:rPr>
+              <w:t xml:space="preserve">سكربت التدريب ونتائجه الداخلية</w:t>
+            </w:r>
+          </w:p>
+        </w:tc>
+        <w:tc>
+          <w:tcPr>
+            <w:tcMar>
+              <w:top w:type="dxa" w:w="60"/>
+              <w:left w:type="dxa" w:w="100"/>
+              <w:bottom w:type="dxa" w:w="60"/>
+              <w:right w:type="dxa" w:w="100"/>
+            </w:tcMar>
+          </w:tcPr>
+          <w:p>
+            <w:pPr>
+              <w:bidi/>
+              <w:spacing w:line="300"/>
+              <w:jc w:val="center"/>
+            </w:pPr>
+            <w:r>
+              <w:rPr>
+                <w:rFonts w:ascii="Times New Roman" w:cs="Traditional Arabic" w:eastAsia="Times New Roman" w:hAnsi="Times New Roman"/>
+                <w:b w:val="false"/>
+                <w:i w:val="false"/>
+                <w:iCs w:val="false"/>
+                <w:color w:val="000000"/>
+                <w:sz w:val="24"/>
+                <w:szCs w:val="24"/>
+                <w:rtl/>
+              </w:rPr>
+              <w:t xml:space="preserve">scripts/train_model.py + models/metrics.json + charts/</w:t>
+            </w:r>
+          </w:p>
+        </w:tc>
+      </w:tr>
+      <w:tr>
+        <w:trPr>
+          <w:cantSplit/>
+        </w:trPr>
+        <w:tc>
+          <w:tcPr>
+            <w:tcMar>
+              <w:top w:type="dxa" w:w="60"/>
+              <w:left w:type="dxa" w:w="100"/>
+              <w:bottom w:type="dxa" w:w="60"/>
+              <w:right w:type="dxa" w:w="100"/>
+            </w:tcMar>
+          </w:tcPr>
+          <w:p>
+            <w:pPr>
+              <w:bidi/>
+              <w:spacing w:line="300"/>
+              <w:jc w:val="center"/>
+            </w:pPr>
+            <w:r>
+              <w:rPr>
+                <w:rFonts w:ascii="Times New Roman" w:cs="Traditional Arabic" w:eastAsia="Times New Roman" w:hAnsi="Times New Roman"/>
+                <w:b w:val="false"/>
+                <w:i w:val="false"/>
+                <w:iCs w:val="false"/>
+                <w:color w:val="000000"/>
+                <w:sz w:val="24"/>
+                <w:szCs w:val="24"/>
+                <w:rtl/>
+              </w:rPr>
+              <w:t xml:space="preserve">النموذج المدرب</w:t>
+            </w:r>
+          </w:p>
+        </w:tc>
+        <w:tc>
+          <w:tcPr>
+            <w:tcMar>
+              <w:top w:type="dxa" w:w="60"/>
+              <w:left w:type="dxa" w:w="100"/>
+              <w:bottom w:type="dxa" w:w="60"/>
+              <w:right w:type="dxa" w:w="100"/>
+            </w:tcMar>
+          </w:tcPr>
+          <w:p>
+            <w:pPr>
+              <w:bidi/>
+              <w:spacing w:line="300"/>
+              <w:jc w:val="center"/>
+            </w:pPr>
+            <w:r>
+              <w:rPr>
+                <w:rFonts w:ascii="Times New Roman" w:cs="Traditional Arabic" w:eastAsia="Times New Roman" w:hAnsi="Times New Roman"/>
+                <w:b w:val="false"/>
+                <w:i w:val="false"/>
+                <w:iCs w:val="false"/>
+                <w:color w:val="000000"/>
+                <w:sz w:val="24"/>
+                <w:szCs w:val="24"/>
+                <w:rtl/>
+              </w:rPr>
+              <w:t xml:space="preserve">models/mobilenetv2_trashnet_best.pt</w:t>
+            </w:r>
+          </w:p>
+        </w:tc>
+      </w:tr>
+      <w:tr>
+        <w:trPr>
+          <w:cantSplit/>
+        </w:trPr>
+        <w:tc>
+          <w:tcPr>
+            <w:tcMar>
+              <w:top w:type="dxa" w:w="60"/>
+              <w:left w:type="dxa" w:w="100"/>
+              <w:bottom w:type="dxa" w:w="60"/>
+              <w:right w:type="dxa" w:w="100"/>
+            </w:tcMar>
+          </w:tcPr>
+          <w:p>
+            <w:pPr>
+              <w:bidi/>
+              <w:spacing w:line="300"/>
+              <w:jc w:val="center"/>
+            </w:pPr>
+            <w:r>
+              <w:rPr>
+                <w:rFonts w:ascii="Times New Roman" w:cs="Traditional Arabic" w:eastAsia="Times New Roman" w:hAnsi="Times New Roman"/>
+                <w:b w:val="false"/>
+                <w:i w:val="false"/>
+                <w:iCs w:val="false"/>
+                <w:color w:val="000000"/>
+                <w:sz w:val="24"/>
+                <w:szCs w:val="24"/>
+                <w:rtl/>
+              </w:rPr>
+              <w:t xml:space="preserve">تقييم Web-Waste-Mini (المحلي)</w:t>
+            </w:r>
+          </w:p>
+        </w:tc>
+        <w:tc>
+          <w:tcPr>
+            <w:tcMar>
+              <w:top w:type="dxa" w:w="60"/>
+              <w:left w:type="dxa" w:w="100"/>
+              <w:bottom w:type="dxa" w:w="60"/>
+              <w:right w:type="dxa" w:w="100"/>
+            </w:tcMar>
+          </w:tcPr>
+          <w:p>
+            <w:pPr>
+              <w:bidi/>
+              <w:spacing w:line="300"/>
+              <w:jc w:val="center"/>
+            </w:pPr>
+            <w:r>
+              <w:rPr>
+                <w:rFonts w:ascii="Times New Roman" w:cs="Traditional Arabic" w:eastAsia="Times New Roman" w:hAnsi="Times New Roman"/>
+                <w:b w:val="false"/>
+                <w:i w:val="false"/>
+                <w:iCs w:val="false"/>
+                <w:color w:val="000000"/>
+                <w:sz w:val="24"/>
+                <w:szCs w:val="24"/>
+                <w:rtl/>
+              </w:rPr>
+              <w:t xml:space="preserve">scripts/evaluate_webset.py + results/webset/</w:t>
+            </w:r>
+          </w:p>
+        </w:tc>
+      </w:tr>
+      <w:tr>
+        <w:trPr>
+          <w:cantSplit/>
+        </w:trPr>
+        <w:tc>
+          <w:tcPr>
+            <w:tcMar>
+              <w:top w:type="dxa" w:w="60"/>
+              <w:left w:type="dxa" w:w="100"/>
+              <w:bottom w:type="dxa" w:w="60"/>
+              <w:right w:type="dxa" w:w="100"/>
+            </w:tcMar>
+          </w:tcPr>
+          <w:p>
+            <w:pPr>
+              <w:bidi/>
+              <w:spacing w:line="300"/>
+              <w:jc w:val="center"/>
+            </w:pPr>
+            <w:r>
+              <w:rPr>
+                <w:rFonts w:ascii="Times New Roman" w:cs="Traditional Arabic" w:eastAsia="Times New Roman" w:hAnsi="Times New Roman"/>
+                <w:b w:val="false"/>
+                <w:i w:val="false"/>
+                <w:iCs w:val="false"/>
+                <w:color w:val="000000"/>
+                <w:sz w:val="24"/>
+                <w:szCs w:val="24"/>
+                <w:rtl/>
+              </w:rPr>
+              <w:t xml:space="preserve">تقييم Gemini Vision والمقارنة</w:t>
+            </w:r>
+          </w:p>
+        </w:tc>
+        <w:tc>
+          <w:tcPr>
+            <w:tcMar>
+              <w:top w:type="dxa" w:w="60"/>
+              <w:left w:type="dxa" w:w="100"/>
+              <w:bottom w:type="dxa" w:w="60"/>
+              <w:right w:type="dxa" w:w="100"/>
+            </w:tcMar>
+          </w:tcPr>
+          <w:p>
+            <w:pPr>
+              <w:bidi/>
+              <w:spacing w:line="300"/>
+              <w:jc w:val="center"/>
+            </w:pPr>
+            <w:r>
+              <w:rPr>
+                <w:rFonts w:ascii="Times New Roman" w:cs="Traditional Arabic" w:eastAsia="Times New Roman" w:hAnsi="Times New Roman"/>
+                <w:b w:val="false"/>
+                <w:i w:val="false"/>
+                <w:iCs w:val="false"/>
+                <w:color w:val="000000"/>
+                <w:sz w:val="24"/>
+                <w:szCs w:val="24"/>
+                <w:rtl/>
+              </w:rPr>
+              <w:t xml:space="preserve">scripts/evaluate_gemini_webset.py + scripts/compare_webset.py + مخرجاتهما</w:t>
+            </w:r>
+          </w:p>
+        </w:tc>
+      </w:tr>
+      <w:tr>
+        <w:trPr>
+          <w:cantSplit/>
+        </w:trPr>
+        <w:tc>
+          <w:tcPr>
+            <w:tcMar>
+              <w:top w:type="dxa" w:w="60"/>
+              <w:left w:type="dxa" w:w="100"/>
+              <w:bottom w:type="dxa" w:w="60"/>
+              <w:right w:type="dxa" w:w="100"/>
+            </w:tcMar>
+          </w:tcPr>
+          <w:p>
+            <w:pPr>
+              <w:bidi/>
+              <w:spacing w:line="300"/>
+              <w:jc w:val="center"/>
+            </w:pPr>
+            <w:r>
+              <w:rPr>
+                <w:rFonts w:ascii="Times New Roman" w:cs="Traditional Arabic" w:eastAsia="Times New Roman" w:hAnsi="Times New Roman"/>
+                <w:b w:val="false"/>
+                <w:i w:val="false"/>
+                <w:iCs w:val="false"/>
+                <w:color w:val="000000"/>
+                <w:sz w:val="24"/>
+                <w:szCs w:val="24"/>
+                <w:rtl/>
+              </w:rPr>
+              <w:t xml:space="preserve">مجموعة Web-Waste-Mini (الصور)</w:t>
+            </w:r>
+          </w:p>
+        </w:tc>
+        <w:tc>
+          <w:tcPr>
+            <w:tcMar>
+              <w:top w:type="dxa" w:w="60"/>
+              <w:left w:type="dxa" w:w="100"/>
+              <w:bottom w:type="dxa" w:w="60"/>
+              <w:right w:type="dxa" w:w="100"/>
+            </w:tcMar>
+          </w:tcPr>
+          <w:p>
+            <w:pPr>
+              <w:bidi/>
+              <w:spacing w:line="300"/>
+              <w:jc w:val="center"/>
+            </w:pPr>
+            <w:r>
+              <w:rPr>
+                <w:rFonts w:ascii="Times New Roman" w:cs="Traditional Arabic" w:eastAsia="Times New Roman" w:hAnsi="Times New Roman"/>
+                <w:b w:val="false"/>
+                <w:i w:val="false"/>
+                <w:iCs w:val="false"/>
+                <w:color w:val="000000"/>
+                <w:sz w:val="24"/>
+                <w:szCs w:val="24"/>
+                <w:rtl/>
+              </w:rPr>
+              <w:t xml:space="preserve">data/web_waste_mini/ — بتراخيصها المعلنة</w:t>
+            </w:r>
+          </w:p>
+        </w:tc>
+      </w:tr>
+      <w:tr>
+        <w:trPr>
+          <w:cantSplit/>
+        </w:trPr>
+        <w:tc>
+          <w:tcPr>
+            <w:tcMar>
+              <w:top w:type="dxa" w:w="60"/>
+              <w:left w:type="dxa" w:w="100"/>
+              <w:bottom w:type="dxa" w:w="60"/>
+              <w:right w:type="dxa" w:w="100"/>
+            </w:tcMar>
+          </w:tcPr>
+          <w:p>
+            <w:pPr>
+              <w:bidi/>
+              <w:spacing w:line="300"/>
+              <w:jc w:val="center"/>
+            </w:pPr>
+            <w:r>
+              <w:rPr>
+                <w:rFonts w:ascii="Times New Roman" w:cs="Traditional Arabic" w:eastAsia="Times New Roman" w:hAnsi="Times New Roman"/>
+                <w:b w:val="false"/>
+                <w:i w:val="false"/>
+                <w:iCs w:val="false"/>
+                <w:color w:val="000000"/>
+                <w:sz w:val="24"/>
+                <w:szCs w:val="24"/>
+                <w:rtl/>
+              </w:rPr>
+              <w:t xml:space="preserve">سجل الإثبات الكامل (410 صورة)</w:t>
+            </w:r>
+          </w:p>
+        </w:tc>
+        <w:tc>
+          <w:tcPr>
+            <w:tcMar>
+              <w:top w:type="dxa" w:w="60"/>
+              <w:left w:type="dxa" w:w="100"/>
+              <w:bottom w:type="dxa" w:w="60"/>
+              <w:right w:type="dxa" w:w="100"/>
+            </w:tcMar>
+          </w:tcPr>
+          <w:p>
+            <w:pPr>
+              <w:bidi/>
+              <w:spacing w:line="300"/>
+              <w:jc w:val="center"/>
+            </w:pPr>
+            <w:r>
+              <w:rPr>
+                <w:rFonts w:ascii="Times New Roman" w:cs="Traditional Arabic" w:eastAsia="Times New Roman" w:hAnsi="Times New Roman"/>
+                <w:b w:val="false"/>
+                <w:i w:val="false"/>
+                <w:iCs w:val="false"/>
+                <w:color w:val="000000"/>
+                <w:sz w:val="24"/>
+                <w:szCs w:val="24"/>
+                <w:rtl/>
+              </w:rPr>
+              <w:t xml:space="preserve">provenance/web_waste_manifest.csv + ملفات المنهجية والإسناد</w:t>
+            </w:r>
+          </w:p>
+        </w:tc>
+      </w:tr>
+      <w:tr>
+        <w:trPr>
+          <w:cantSplit/>
+        </w:trPr>
+        <w:tc>
+          <w:tcPr>
+            <w:tcMar>
+              <w:top w:type="dxa" w:w="60"/>
+              <w:left w:type="dxa" w:w="100"/>
+              <w:bottom w:type="dxa" w:w="60"/>
+              <w:right w:type="dxa" w:w="100"/>
+            </w:tcMar>
+          </w:tcPr>
+          <w:p>
+            <w:pPr>
+              <w:bidi/>
+              <w:spacing w:line="300"/>
+              <w:jc w:val="center"/>
+            </w:pPr>
+            <w:r>
+              <w:rPr>
+                <w:rFonts w:ascii="Times New Roman" w:cs="Traditional Arabic" w:eastAsia="Times New Roman" w:hAnsi="Times New Roman"/>
+                <w:b w:val="false"/>
+                <w:i w:val="false"/>
+                <w:iCs w:val="false"/>
+                <w:color w:val="000000"/>
+                <w:sz w:val="24"/>
+                <w:szCs w:val="24"/>
+                <w:rtl/>
+              </w:rPr>
+              <w:t xml:space="preserve">النموذج الأولي العامل</w:t>
+            </w:r>
+          </w:p>
+        </w:tc>
+        <w:tc>
+          <w:tcPr>
+            <w:tcMar>
+              <w:top w:type="dxa" w:w="60"/>
+              <w:left w:type="dxa" w:w="100"/>
+              <w:bottom w:type="dxa" w:w="60"/>
+              <w:right w:type="dxa" w:w="100"/>
+            </w:tcMar>
+          </w:tcPr>
+          <w:p>
+            <w:pPr>
+              <w:bidi/>
+              <w:spacing w:line="300"/>
+              <w:jc w:val="center"/>
+            </w:pPr>
+            <w:r>
+              <w:rPr>
+                <w:rFonts w:ascii="Times New Roman" w:cs="Traditional Arabic" w:eastAsia="Times New Roman" w:hAnsi="Times New Roman"/>
+                <w:b w:val="false"/>
+                <w:i w:val="false"/>
+                <w:iCs w:val="false"/>
+                <w:color w:val="000000"/>
+                <w:sz w:val="24"/>
+                <w:szCs w:val="24"/>
+                <w:rtl/>
+              </w:rPr>
+              <w:t xml:space="preserve">prototype/app.py (Flask + SQLite)</w:t>
+            </w:r>
+          </w:p>
+        </w:tc>
+      </w:tr>
+      <w:tr>
+        <w:trPr>
+          <w:cantSplit/>
+        </w:trPr>
+        <w:tc>
+          <w:tcPr>
+            <w:tcMar>
+              <w:top w:type="dxa" w:w="60"/>
+              <w:left w:type="dxa" w:w="100"/>
+              <w:bottom w:type="dxa" w:w="60"/>
+              <w:right w:type="dxa" w:w="100"/>
+            </w:tcMar>
+          </w:tcPr>
+          <w:p>
+            <w:pPr>
+              <w:bidi/>
+              <w:spacing w:line="300"/>
+              <w:jc w:val="center"/>
+            </w:pPr>
+            <w:r>
+              <w:rPr>
+                <w:rFonts w:ascii="Times New Roman" w:cs="Traditional Arabic" w:eastAsia="Times New Roman" w:hAnsi="Times New Roman"/>
+                <w:b w:val="false"/>
+                <w:i w:val="false"/>
+                <w:iCs w:val="false"/>
+                <w:color w:val="000000"/>
+                <w:sz w:val="24"/>
+                <w:szCs w:val="24"/>
+                <w:rtl/>
+              </w:rPr>
+              <w:t xml:space="preserve">دليل إعادة التشغيل خطوة بخطوة</w:t>
+            </w:r>
+          </w:p>
+        </w:tc>
+        <w:tc>
+          <w:tcPr>
+            <w:tcMar>
+              <w:top w:type="dxa" w:w="60"/>
+              <w:left w:type="dxa" w:w="100"/>
+              <w:bottom w:type="dxa" w:w="60"/>
+              <w:right w:type="dxa" w:w="100"/>
+            </w:tcMar>
+          </w:tcPr>
+          <w:p>
+            <w:pPr>
+              <w:bidi/>
+              <w:spacing w:line="300"/>
+              <w:jc w:val="center"/>
+            </w:pPr>
+            <w:r>
+              <w:rPr>
+                <w:rFonts w:ascii="Times New Roman" w:cs="Traditional Arabic" w:eastAsia="Times New Roman" w:hAnsi="Times New Roman"/>
+                <w:b w:val="false"/>
+                <w:i w:val="false"/>
+                <w:iCs w:val="false"/>
+                <w:color w:val="000000"/>
+                <w:sz w:val="24"/>
+                <w:szCs w:val="24"/>
+                <w:rtl/>
+              </w:rPr>
+              <w:t xml:space="preserve">README_RUN.md</w:t>
+            </w:r>
+          </w:p>
+        </w:tc>
+      </w:tr>
+    </w:tbl>
+    <w:p>
+      <w:pPr>
+        <w:spacing w:after="120"/>
+      </w:pPr>
+    </w:p>
+    <w:p>
+      <w:pPr>
+        <w:bidi/>
+        <w:spacing w:after="60" w:line="330"/>
+        <w:ind w:firstLine="480"/>
+        <w:jc w:val="both"/>
+      </w:pPr>
+      <w:r>
+        <w:rPr>
+          <w:rFonts w:ascii="Times New Roman" w:cs="Traditional Arabic" w:eastAsia="Times New Roman" w:hAnsi="Times New Roman"/>
+          <w:b/>
+          <w:bCs/>
+          <w:i w:val="false"/>
+          <w:iCs w:val="false"/>
+          <w:color w:val="000000"/>
+          <w:sz w:val="28"/>
+          <w:szCs w:val="28"/>
+          <w:rtl/>
+        </w:rPr>
+        <w:t xml:space="preserve">التزامات النشر:</w:t>
+      </w:r>
+      <w:r>
+        <w:rPr>
+          <w:rFonts w:ascii="Times New Roman" w:cs="Traditional Arabic" w:eastAsia="Times New Roman" w:hAnsi="Times New Roman"/>
+          <w:b w:val="false"/>
+          <w:i w:val="false"/>
+          <w:iCs w:val="false"/>
+          <w:color w:val="000000"/>
+          <w:sz w:val="28"/>
+          <w:szCs w:val="28"/>
+          <w:rtl/>
+        </w:rPr>
+        <w:t xml:space="preserve"> لا يحتوي المستودع على أي مفاتيح وصول (تُضبط عبر متغيرات البيئة فقط)، ولا على نسخ من TrashNet (تُنزَّل من مصدرها الأكاديمي مع الإحالة)، وصور Web-Waste-Mini منشورة بتراخيصها المفتوحة المعلنة مع ملف الإسناد الكامل. وأي تعديل مستقبلي في الأرقام يمر عبر السكربتات المعتمدة نفسها لضمان بقاء كل نتيجة مرتبطة بتجربة فعلية.</w:t>
       </w:r>
     </w:p>
     <w:sectPr>

--- a/بحث_فرز_المخلفات_بالذكاء_الاصطناعي.docx
+++ b/بحث_فرز_المخلفات_بالذكاء_الاصطناعي.docx
@@ -3581,7 +3581,7 @@
           <w:szCs w:val="28"/>
           <w:rtl/>
         </w:rPr>
-        <w:t xml:space="preserve">وقد تمت تسمية المجموعة ومراجعتها بمراجع واحد (الباحثة) عبر بوابة مراجعة بصرية نهائية لكل صورة، من دون مراجع ثانٍ أو قياس اتفاق بين مقيّمين — وهو حد موثق في حدود الدراسة (7-4).</w:t>
+        <w:t xml:space="preserve">وقد وُسمت المجموعة بوسوم أولية بمساعدة آلية قائمة على الجمع (قاعدة المادة المسيطرة)، تبعتها مراجعة بصرية نهائية لكل صورة عبر بوابة جودة، وتدقيق بنيوي وأمني لاحق — من دون مراجعة بشرية مستقلة كاملة أو قياس اتفاق بين مقيّمين، وهو حد موثق في حدود الدراسة (7-4).</w:t>
       </w:r>
     </w:p>
     <w:p>
@@ -12530,7 +12530,7 @@
           <w:szCs w:val="28"/>
           <w:rtl/>
         </w:rPr>
-        <w:t xml:space="preserve">3. تسمية Web-Waste-Mini تمت بمراجع واحد (الباحثة) ببوابة مراجعة بصرية نهائية لكل صورة، من دون مراجع ثانٍ أو قياس اتفاق بين مقيّمين.</w:t>
+        <w:t xml:space="preserve">3. تسمية Web-Waste-Mini أولية بمساعدة آلية قائمة على الجمع (قاعدة المادة المسيطرة)، تبعتها مراجعة بصرية نهائية وتدقيق بنيوي وأمني — من دون مراجعة بشرية مستقلة كاملة أو قياس اتفاق بين مقيّمين.</w:t>
       </w:r>
     </w:p>
     <w:p>

--- a/بحث_فرز_المخلفات_بالذكاء_الاصطناعي.docx
+++ b/بحث_فرز_المخلفات_بالذكاء_الاصطناعي.docx
@@ -800,7 +800,7 @@
           <w:szCs w:val="28"/>
           <w:rtl/>
         </w:rPr>
-        <w:t xml:space="preserve">)، أي أداء يقارب الأداء الداخلي ويتفوق على النموذج الخفيف بفارق 56.8 نقطة مئوية؛ مما يدل بقوة على أن المهمة قابلة للحل بدقة عالية بنماذج الرؤية العامة، وأن الفجوة المقاسة خاصية في النموذج الخفيف وبيانات تدريبه — مع تحفظ أن صور ويب عامة قد تكون مألوفة لنموذج تجاري مدرَّب على بيانات إنترنت واسعة، فلا يمكن فصل التعميم عن الألفة التدريبية بيقين (يُناقش في 7-4).</w:t>
+        <w:t xml:space="preserve">)، أي أداء يقارب الأداء الداخلي ويتفوق على النموذج الخفيف بفارق 56.8 نقطة مئوية؛ مما يدل بقوة على أن المهمة قابلة للحل بدقة عالية بنماذج الرؤية العامة، وأن الفجوة المقاسة خاصية في النموذج الخفيف وبيانات تدريبه — مع تحفظ أن صور ويب عامة قد تكون مألوفة لنموذج تجاري مدرَّب على بيانات إنترنت واسعة، فلا يمكن فصل التعميم عن الألفة التدريبية بيقين (يُناقش في 6-4).</w:t>
       </w:r>
     </w:p>
     <w:p>
@@ -1337,6 +1337,27 @@
     <w:p>
       <w:pPr>
         <w:bidi/>
+        <w:spacing w:after="60" w:line="330"/>
+        <w:jc w:val="right"/>
+      </w:pPr>
+      <w:r>
+        <w:rPr>
+          <w:rFonts w:ascii="Times New Roman" w:cs="Traditional Arabic" w:eastAsia="Times New Roman" w:hAnsi="Times New Roman"/>
+          <w:b/>
+          <w:bCs/>
+          <w:i w:val="false"/>
+          <w:iCs w:val="false"/>
+          <w:color w:val="000000"/>
+          <w:sz w:val="28"/>
+          <w:szCs w:val="28"/>
+          <w:rtl/>
+        </w:rPr>
+        <w:t xml:space="preserve">الفصل الرابع: النظام الذكي المقترح  ..........  9</w:t>
+      </w:r>
+    </w:p>
+    <w:p>
+      <w:pPr>
+        <w:bidi/>
         <w:spacing w:after="30" w:line="330"/>
         <w:ind w:right="400"/>
         <w:jc w:val="right"/>
@@ -1352,28 +1373,7 @@
           <w:szCs w:val="26"/>
           <w:rtl/>
         </w:rPr>
-        <w:t xml:space="preserve">3-7 الاستبيان الاختياري  ..........  9</w:t>
-      </w:r>
-    </w:p>
-    <w:p>
-      <w:pPr>
-        <w:bidi/>
-        <w:spacing w:after="60" w:line="330"/>
-        <w:jc w:val="right"/>
-      </w:pPr>
-      <w:r>
-        <w:rPr>
-          <w:rFonts w:ascii="Times New Roman" w:cs="Traditional Arabic" w:eastAsia="Times New Roman" w:hAnsi="Times New Roman"/>
-          <w:b/>
-          <w:bCs/>
-          <w:i w:val="false"/>
-          <w:iCs w:val="false"/>
-          <w:color w:val="000000"/>
-          <w:sz w:val="28"/>
-          <w:szCs w:val="28"/>
-          <w:rtl/>
-        </w:rPr>
-        <w:t xml:space="preserve">الفصل الرابع: النظام الذكي المقترح  ..........  10</w:t>
+        <w:t xml:space="preserve">4-1 فكرة النظام ومعماريته  ..........  9</w:t>
       </w:r>
     </w:p>
     <w:p>
@@ -1394,7 +1394,7 @@
           <w:szCs w:val="26"/>
           <w:rtl/>
         </w:rPr>
-        <w:t xml:space="preserve">4-1 فكرة النظام ومعماريته  ..........  10</w:t>
+        <w:t xml:space="preserve">4-2 السجل والتحليلات الفعلية  ..........  10</w:t>
       </w:r>
     </w:p>
     <w:p>
@@ -1415,7 +1415,28 @@
           <w:szCs w:val="26"/>
           <w:rtl/>
         </w:rPr>
-        <w:t xml:space="preserve">4-2 السجل والتحليلات الفعلية  ..........  10</w:t>
+        <w:t xml:space="preserve">4-3 اعتبارات الخصوصية والموثوقية  ..........  12</w:t>
+      </w:r>
+    </w:p>
+    <w:p>
+      <w:pPr>
+        <w:bidi/>
+        <w:spacing w:after="60" w:line="330"/>
+        <w:jc w:val="right"/>
+      </w:pPr>
+      <w:r>
+        <w:rPr>
+          <w:rFonts w:ascii="Times New Roman" w:cs="Traditional Arabic" w:eastAsia="Times New Roman" w:hAnsi="Times New Roman"/>
+          <w:b/>
+          <w:bCs/>
+          <w:i w:val="false"/>
+          <w:iCs w:val="false"/>
+          <w:color w:val="000000"/>
+          <w:sz w:val="28"/>
+          <w:szCs w:val="28"/>
+          <w:rtl/>
+        </w:rPr>
+        <w:t xml:space="preserve">الفصل الخامس: التجربة والنتائج  ..........  12</w:t>
       </w:r>
     </w:p>
     <w:p>
@@ -1436,28 +1457,7 @@
           <w:szCs w:val="26"/>
           <w:rtl/>
         </w:rPr>
-        <w:t xml:space="preserve">4-3 اعتبارات الخصوصية والموثوقية  ..........  12</w:t>
-      </w:r>
-    </w:p>
-    <w:p>
-      <w:pPr>
-        <w:bidi/>
-        <w:spacing w:after="60" w:line="330"/>
-        <w:jc w:val="right"/>
-      </w:pPr>
-      <w:r>
-        <w:rPr>
-          <w:rFonts w:ascii="Times New Roman" w:cs="Traditional Arabic" w:eastAsia="Times New Roman" w:hAnsi="Times New Roman"/>
-          <w:b/>
-          <w:bCs/>
-          <w:i w:val="false"/>
-          <w:iCs w:val="false"/>
-          <w:color w:val="000000"/>
-          <w:sz w:val="28"/>
-          <w:szCs w:val="28"/>
-          <w:rtl/>
-        </w:rPr>
-        <w:t xml:space="preserve">الفصل الخامس: التجربة والنتائج  ..........  13</w:t>
+        <w:t xml:space="preserve">5-1 نتائج الاختبار الداخلي على TrashNet  ..........  12</w:t>
       </w:r>
     </w:p>
     <w:p>
@@ -1478,7 +1478,7 @@
           <w:szCs w:val="26"/>
           <w:rtl/>
         </w:rPr>
-        <w:t xml:space="preserve">5-1 نتائج الاختبار الداخلي على TrashNet  ..........  13</w:t>
+        <w:t xml:space="preserve">5-2 نتائج الاختبار الخارجي على Web-Waste-Mini  ..........  14</w:t>
       </w:r>
     </w:p>
     <w:p>
@@ -1499,7 +1499,7 @@
           <w:szCs w:val="26"/>
           <w:rtl/>
         </w:rPr>
-        <w:t xml:space="preserve">5-2 نتائج الاختبار الخارجي على Web-Waste-Mini  ..........  14</w:t>
+        <w:t xml:space="preserve">5-3 نتائج مقارنة Gemini Vision (منفذة فعليًا على المجموعة الكاملة)  ..........  17</w:t>
       </w:r>
     </w:p>
     <w:p>
@@ -1520,7 +1520,49 @@
           <w:szCs w:val="26"/>
           <w:rtl/>
         </w:rPr>
-        <w:t xml:space="preserve">5-3 نتائج مقارنة Gemini Vision (منفذة فعليًا على المجموعة الكاملة)  ..........  17</w:t>
+        <w:t xml:space="preserve">5-4 بيانات استخدام النموذج الأولي  ..........  19</w:t>
+      </w:r>
+    </w:p>
+    <w:p>
+      <w:pPr>
+        <w:bidi/>
+        <w:spacing w:after="60" w:line="330"/>
+        <w:jc w:val="right"/>
+      </w:pPr>
+      <w:r>
+        <w:rPr>
+          <w:rFonts w:ascii="Times New Roman" w:cs="Traditional Arabic" w:eastAsia="Times New Roman" w:hAnsi="Times New Roman"/>
+          <w:b/>
+          <w:bCs/>
+          <w:i w:val="false"/>
+          <w:iCs w:val="false"/>
+          <w:color w:val="000000"/>
+          <w:sz w:val="28"/>
+          <w:szCs w:val="28"/>
+          <w:rtl/>
+        </w:rPr>
+        <w:t xml:space="preserve">الفصل السادس: نتائج الاستبيان (اختياري — يُحذف إن لم ينفذ)  ..........  20</w:t>
+      </w:r>
+    </w:p>
+    <w:p>
+      <w:pPr>
+        <w:bidi/>
+        <w:spacing w:after="60" w:line="330"/>
+        <w:jc w:val="right"/>
+      </w:pPr>
+      <w:r>
+        <w:rPr>
+          <w:rFonts w:ascii="Times New Roman" w:cs="Traditional Arabic" w:eastAsia="Times New Roman" w:hAnsi="Times New Roman"/>
+          <w:b/>
+          <w:bCs/>
+          <w:i w:val="false"/>
+          <w:iCs w:val="false"/>
+          <w:color w:val="000000"/>
+          <w:sz w:val="28"/>
+          <w:szCs w:val="28"/>
+          <w:rtl/>
+        </w:rPr>
+        <w:t xml:space="preserve">الفصل السابع: المناقشة والحدود والتوصيات  ..........  20</w:t>
       </w:r>
     </w:p>
     <w:p>
@@ -1541,49 +1583,7 @@
           <w:szCs w:val="26"/>
           <w:rtl/>
         </w:rPr>
-        <w:t xml:space="preserve">5-4 بيانات استخدام النموذج الأولي  ..........  20</w:t>
-      </w:r>
-    </w:p>
-    <w:p>
-      <w:pPr>
-        <w:bidi/>
-        <w:spacing w:after="60" w:line="330"/>
-        <w:jc w:val="right"/>
-      </w:pPr>
-      <w:r>
-        <w:rPr>
-          <w:rFonts w:ascii="Times New Roman" w:cs="Traditional Arabic" w:eastAsia="Times New Roman" w:hAnsi="Times New Roman"/>
-          <w:b/>
-          <w:bCs/>
-          <w:i w:val="false"/>
-          <w:iCs w:val="false"/>
-          <w:color w:val="000000"/>
-          <w:sz w:val="28"/>
-          <w:szCs w:val="28"/>
-          <w:rtl/>
-        </w:rPr>
-        <w:t xml:space="preserve">الفصل السادس: نتائج الاستبيان (اختياري — يُحذف إن لم ينفذ)  ..........  20</w:t>
-      </w:r>
-    </w:p>
-    <w:p>
-      <w:pPr>
-        <w:bidi/>
-        <w:spacing w:after="60" w:line="330"/>
-        <w:jc w:val="right"/>
-      </w:pPr>
-      <w:r>
-        <w:rPr>
-          <w:rFonts w:ascii="Times New Roman" w:cs="Traditional Arabic" w:eastAsia="Times New Roman" w:hAnsi="Times New Roman"/>
-          <w:b/>
-          <w:bCs/>
-          <w:i w:val="false"/>
-          <w:iCs w:val="false"/>
-          <w:color w:val="000000"/>
-          <w:sz w:val="28"/>
-          <w:szCs w:val="28"/>
-          <w:rtl/>
-        </w:rPr>
-        <w:t xml:space="preserve">الفصل السابع: المناقشة والحدود والتوصيات  ..........  20</w:t>
+        <w:t xml:space="preserve">6-1 المناقشة: قصة الأرقام الثلاثة المكتملة  ..........  20</w:t>
       </w:r>
     </w:p>
     <w:p>
@@ -1604,7 +1604,7 @@
           <w:szCs w:val="26"/>
           <w:rtl/>
         </w:rPr>
-        <w:t xml:space="preserve">7-1 المناقشة: قصة الأرقام الثلاثة المكتملة  ..........  20</w:t>
+        <w:t xml:space="preserve">6-2 متى يُفضَّل النموذج الخفيف؟  ..........  20</w:t>
       </w:r>
     </w:p>
     <w:p>
@@ -1625,7 +1625,7 @@
           <w:szCs w:val="26"/>
           <w:rtl/>
         </w:rPr>
-        <w:t xml:space="preserve">7-2 متى يُفضَّل النموذج الخفيف؟  ..........  21</w:t>
+        <w:t xml:space="preserve">6-3 متى يُفضَّل النموذج التجاري الضخم؟ — المقارنة أثبتت تفوقه فعلًا  ..........  21</w:t>
       </w:r>
     </w:p>
     <w:p>
@@ -1646,7 +1646,7 @@
           <w:szCs w:val="26"/>
           <w:rtl/>
         </w:rPr>
-        <w:t xml:space="preserve">7-3 متى يُفضَّل النموذج التجاري الضخم؟ — المقارنة أثبتت تفوقه فعلًا  ..........  21</w:t>
+        <w:t xml:space="preserve">6-4 حدود الدراسة  ..........  21</w:t>
       </w:r>
     </w:p>
     <w:p>
@@ -1667,28 +1667,7 @@
           <w:szCs w:val="26"/>
           <w:rtl/>
         </w:rPr>
-        <w:t xml:space="preserve">7-4 حدود الدراسة  ..........  21</w:t>
-      </w:r>
-    </w:p>
-    <w:p>
-      <w:pPr>
-        <w:bidi/>
-        <w:spacing w:after="30" w:line="330"/>
-        <w:ind w:right="400"/>
-        <w:jc w:val="right"/>
-      </w:pPr>
-      <w:r>
-        <w:rPr>
-          <w:rFonts w:ascii="Times New Roman" w:cs="Traditional Arabic" w:eastAsia="Times New Roman" w:hAnsi="Times New Roman"/>
-          <w:b w:val="false"/>
-          <w:i w:val="false"/>
-          <w:iCs w:val="false"/>
-          <w:color w:val="000000"/>
-          <w:sz w:val="26"/>
-          <w:szCs w:val="26"/>
-          <w:rtl/>
-        </w:rPr>
-        <w:t xml:space="preserve">7-5 التوصيات  ..........  22</w:t>
+        <w:t xml:space="preserve">6-5 التوصيات  ..........  22</w:t>
       </w:r>
     </w:p>
     <w:p>
@@ -1751,7 +1730,7 @@
           <w:szCs w:val="28"/>
           <w:rtl/>
         </w:rPr>
-        <w:t xml:space="preserve">ملحق (أ): قائمة تدقيق قبل التسليم  ..........  24</w:t>
+        <w:t xml:space="preserve">ملحق (ب): ملفات الإثبات والأدوات القابلة لإعادة التشغيل  ..........  23</w:t>
       </w:r>
     </w:p>
     <w:p>
@@ -1772,49 +1751,7 @@
           <w:szCs w:val="28"/>
           <w:rtl/>
         </w:rPr>
-        <w:t xml:space="preserve">ملحق (ب): ملفات الإثبات والأدوات القابلة لإعادة التشغيل  ..........  25</w:t>
-      </w:r>
-    </w:p>
-    <w:p>
-      <w:pPr>
-        <w:bidi/>
-        <w:spacing w:after="60" w:line="330"/>
-        <w:jc w:val="right"/>
-      </w:pPr>
-      <w:r>
-        <w:rPr>
-          <w:rFonts w:ascii="Times New Roman" w:cs="Traditional Arabic" w:eastAsia="Times New Roman" w:hAnsi="Times New Roman"/>
-          <w:b/>
-          <w:bCs/>
-          <w:i w:val="false"/>
-          <w:iCs w:val="false"/>
-          <w:color w:val="000000"/>
-          <w:sz w:val="28"/>
-          <w:szCs w:val="28"/>
-          <w:rtl/>
-        </w:rPr>
-        <w:t xml:space="preserve">ملحق (ج): سؤال متوقع من لجنة التحكيم وإجابته  ..........  25</w:t>
-      </w:r>
-    </w:p>
-    <w:p>
-      <w:pPr>
-        <w:bidi/>
-        <w:spacing w:after="60" w:line="330"/>
-        <w:jc w:val="right"/>
-      </w:pPr>
-      <w:r>
-        <w:rPr>
-          <w:rFonts w:ascii="Times New Roman" w:cs="Traditional Arabic" w:eastAsia="Times New Roman" w:hAnsi="Times New Roman"/>
-          <w:b/>
-          <w:bCs/>
-          <w:i w:val="false"/>
-          <w:iCs w:val="false"/>
-          <w:color w:val="000000"/>
-          <w:sz w:val="28"/>
-          <w:szCs w:val="28"/>
-          <w:rtl/>
-        </w:rPr>
-        <w:t xml:space="preserve">ملحق (د): المستودع الرقمي للمشروع  ..........  26</w:t>
+        <w:t xml:space="preserve">ملحق (د): المستودع الرقمي للمشروع  ..........  24</w:t>
       </w:r>
     </w:p>
     <w:p>
@@ -3581,7 +3518,7 @@
           <w:szCs w:val="28"/>
           <w:rtl/>
         </w:rPr>
-        <w:t xml:space="preserve">وقد وُسمت المجموعة بوسوم أولية بمساعدة آلية قائمة على الجمع (قاعدة المادة المسيطرة)، تبعتها مراجعة بصرية نهائية لكل صورة عبر بوابة جودة، وتدقيق بنيوي وأمني لاحق — من دون مراجعة بشرية مستقلة كاملة أو قياس اتفاق بين مقيّمين، وهو حد موثق في حدود الدراسة (7-4).</w:t>
+        <w:t xml:space="preserve">وقد وُسمت المجموعة بوسوم أولية بمساعدة آلية قائمة على الجمع (قاعدة المادة المسيطرة)، تبعتها مراجعة بصرية نهائية لكل صورة عبر بوابة جودة، وتدقيق بنيوي وأمني لاحق — من دون مراجعة بشرية مستقلة كاملة أو قياس اتفاق بين مقيّمين، وهو حد موثق في حدود الدراسة (6-4).</w:t>
       </w:r>
     </w:p>
     <w:p>
@@ -4459,49 +4396,6 @@
     </w:p>
     <w:p>
       <w:pPr>
-        <w:pStyle w:val="Heading2"/>
-        <w:bidi/>
-        <w:spacing w:after="160" w:before="280" w:line="360" w:lineRule="atLeast"/>
-        <w:jc w:val="right"/>
-      </w:pPr>
-      <w:r>
-        <w:rPr>
-          <w:rFonts w:ascii="Times New Roman" w:cs="Traditional Arabic" w:eastAsia="Times New Roman" w:hAnsi="Times New Roman"/>
-          <w:b/>
-          <w:bCs/>
-          <w:i w:val="false"/>
-          <w:iCs w:val="false"/>
-          <w:color w:val="000000"/>
-          <w:sz w:val="30"/>
-          <w:szCs w:val="30"/>
-          <w:rtl/>
-        </w:rPr>
-        <w:t xml:space="preserve">3-7 الاستبيان الاختياري</w:t>
-      </w:r>
-    </w:p>
-    <w:p>
-      <w:pPr>
-        <w:bidi/>
-        <w:spacing w:after="60" w:line="330"/>
-        <w:ind w:firstLine="480"/>
-        <w:jc w:val="both"/>
-      </w:pPr>
-      <w:r>
-        <w:rPr>
-          <w:rFonts w:ascii="Times New Roman" w:cs="Traditional Arabic" w:eastAsia="Times New Roman" w:hAnsi="Times New Roman"/>
-          <w:b w:val="false"/>
-          <w:i w:val="false"/>
-          <w:iCs w:val="false"/>
-          <w:color w:val="000000"/>
-          <w:sz w:val="28"/>
-          <w:szCs w:val="28"/>
-          <w:rtl/>
-        </w:rPr>
-        <w:t xml:space="preserve">إذا نُفذ الاستبيان، يُجمع دون أسماء أو بيانات تعريفية ويستهدف وصفًا للسلوك والمعرفة لدى عينة ملائمة من الطلاب، وتعرض نتائجه بوصفها استجابات عينة ملائمة دون ادعاء تمثيل إحصائي.</w:t>
-      </w:r>
-    </w:p>
-    <w:p>
-      <w:pPr>
         <w:pStyle w:val="Heading1"/>
         <w:bidi/>
         <w:spacing w:after="220" w:before="380" w:line="380" w:lineRule="atLeast"/>
@@ -12001,7 +11895,7 @@
           <w:szCs w:val="28"/>
           <w:rtl/>
         </w:rPr>
-        <w:t xml:space="preserve"> على الصور ذاتها التي انهار عليها النموذج الخفيف إلى 32%، صنّف Gemini المهمة بدقة 88.8% تقترب من دقة MobileNetV2 الداخلية على بيانات تدريبه (89.21%). تدعم هذه النتيجة ثلاث قراءات: (1) المهمة قابلة للحل بدقة عالية على هذه الصور على الأقل بنماذج الرؤية العامة، (2) الفجوة المقاسة ترتبط بالنموذج الخفيف وتوزيع تدريبه لا بصعوبة المهمة وحدها، (3) التباسات النموذج الخفيف (trash الصفري، تمدد الورق) لم تظهر بالشكل نفسه عند Gemini — ويمكن في أعمال لاحقة اختبار استخدام مخرجات Gemini بوصفها إشرافًا ضعيفًا على صور غير مسماة، بشرط التحقق البشري المستقل من عينة ممثلة من هذه الوسوم قبل استخدامها في التدريب أو التقييم؛ لأنها لا تمثل حقيقة أرضية تلقائيًا. ومع ذلك، لا يمكن استبعاد أن صور ويب عامة منشورة كانت مألوفة لنموذج تجاري مدرَّب على بيانات إنترنت واسعة، فجزء من أدائه قد يعكس ألفة تدريبية لا تعميمًا خالصًا — وهو تحفظ موثق في حدود الدراسة.</w:t>
+        <w:t xml:space="preserve"> على الصور ذاتها التي انهار عليها النموذج الخفيف إلى 32%، صنّف Gemini المهمة بدقة 88.8% تقترب من دقة MobileNetV2 الداخلية على بيانات تدريبه (89.21%). تدعم هذه النتيجة ثلاث قراءات: (1) المهمة قابلة للحل بدقة عالية على هذه الصور على الأقل بنماذج الرؤية العامة، (2) الفجوة المقاسة ترتبط بالنموذج الخفيف وتوزيع تدريبه لا بصعوبة المهمة وحدها، (3) التباسات النموذج الخفيف (trash الصفري، تمدد الورق) لم تظهر بالشكل نفسه عند Gemini — ويمكن في أعمال لاحقة اختبار استخدام مخرجات Gemini بوصفها إشرافًا ضعيفًا على صور غير مسماة، بشرط التحقق البشري المستقل من عينة ممثلة من هذه الوسوم قبل استخدامها في التدريب أو التقييم؛ لأنها لا تمثل مرجعًا نهائيًا مؤكدًا تلقائيًا. ومع ذلك، لا يمكن استبعاد أن صور ويب عامة منشورة كانت مألوفة لنموذج تجاري مدرَّب على بيانات إنترنت واسعة، فجزء من أدائه قد يعكس ألفة تدريبية لا تعميمًا خالصًا — وهو تحفظ موثق في حدود الدراسة.</w:t>
       </w:r>
     </w:p>
     <w:p>
@@ -12206,7 +12100,7 @@
           <w:szCs w:val="30"/>
           <w:rtl/>
         </w:rPr>
-        <w:t xml:space="preserve">7-1 المناقشة: قصة الأرقام الثلاثة المكتملة</w:t>
+        <w:t xml:space="preserve">6-1 المناقشة: قصة الأرقام الثلاثة المكتملة</w:t>
       </w:r>
     </w:p>
     <w:p>
@@ -12357,7 +12251,7 @@
           <w:szCs w:val="30"/>
           <w:rtl/>
         </w:rPr>
-        <w:t xml:space="preserve">7-2 متى يُفضَّل النموذج الخفيف؟</w:t>
+        <w:t xml:space="preserve">6-2 متى يُفضَّل النموذج الخفيف؟</w:t>
       </w:r>
     </w:p>
     <w:p>
@@ -12405,7 +12299,7 @@
           <w:szCs w:val="28"/>
           <w:rtl/>
         </w:rPr>
-        <w:t xml:space="preserve"> معالجة فجوة الدقة، والمسار الموثق لذلك هو إعادة التدريب على بيانات واقعية موزعة وفق أنماط أخطائه المكتشفة. ويمكن في أعمال لاحقة اختبار استخدام مخرجات Gemini بوصفها إشرافًا ضعيفًا على صور غير مسماة، بشرط التحقق البشري المستقل من عينة ممثلة من هذه الوسوم قبل استخدامها في التدريب أو التقييم؛ لأنها لا تمثل حقيقة أرضية تلقائيًا.</w:t>
+        <w:t xml:space="preserve"> معالجة فجوة الدقة، والمسار الموثق لذلك هو إعادة التدريب على بيانات واقعية موزعة وفق أنماط أخطائه المكتشفة. ويمكن في أعمال لاحقة اختبار استخدام مخرجات Gemini بوصفها إشرافًا ضعيفًا على صور غير مسماة، بشرط التحقق البشري المستقل من عينة ممثلة من هذه الوسوم قبل استخدامها في التدريب أو التقييم؛ لأنها لا تمثل مرجعًا نهائيًا مؤكدًا تلقائيًا.</w:t>
       </w:r>
     </w:p>
     <w:p>
@@ -12427,7 +12321,7 @@
           <w:szCs w:val="30"/>
           <w:rtl/>
         </w:rPr>
-        <w:t xml:space="preserve">7-3 متى يُفضَّل النموذج التجاري الضخم؟ — المقارنة أثبتت تفوقه فعلًا</w:t>
+        <w:t xml:space="preserve">6-3 متى يُفضَّل النموذج التجاري الضخم؟ — المقارنة أثبتت تفوقه فعلًا</w:t>
       </w:r>
     </w:p>
     <w:p>
@@ -12470,7 +12364,7 @@
           <w:szCs w:val="30"/>
           <w:rtl/>
         </w:rPr>
-        <w:t xml:space="preserve">7-4 حدود الدراسة</w:t>
+        <w:t xml:space="preserve">6-4 حدود الدراسة</w:t>
       </w:r>
     </w:p>
     <w:p>
@@ -12652,7 +12546,7 @@
           <w:szCs w:val="30"/>
           <w:rtl/>
         </w:rPr>
-        <w:t xml:space="preserve">7-5 التوصيات</w:t>
+        <w:t xml:space="preserve">6-5 التوصيات</w:t>
       </w:r>
     </w:p>
     <w:p>
@@ -12821,837 +12715,6 @@
     </w:p>
     <w:p>
       <w:pPr>
-        <w:pStyle w:val="Heading1"/>
-        <w:bidi/>
-        <w:spacing w:after="220" w:before="380" w:line="380" w:lineRule="atLeast"/>
-        <w:jc w:val="center"/>
-      </w:pPr>
-      <w:r>
-        <w:rPr>
-          <w:rFonts w:ascii="Times New Roman" w:cs="Traditional Arabic" w:eastAsia="Times New Roman" w:hAnsi="Times New Roman"/>
-          <w:b/>
-          <w:bCs/>
-          <w:i w:val="false"/>
-          <w:iCs w:val="false"/>
-          <w:color w:val="000000"/>
-          <w:sz w:val="34"/>
-          <w:szCs w:val="34"/>
-          <w:rtl/>
-        </w:rPr>
-        <w:t xml:space="preserve">المراجع</w:t>
-      </w:r>
-    </w:p>
-    <w:p>
-      <w:pPr>
-        <w:bidi/>
-        <w:spacing w:after="60" w:line="330"/>
-        <w:jc w:val="both"/>
-      </w:pPr>
-      <w:r>
-        <w:rPr>
-          <w:rFonts w:ascii="Times New Roman" w:cs="Traditional Arabic" w:eastAsia="Times New Roman" w:hAnsi="Times New Roman"/>
-          <w:b w:val="false"/>
-          <w:i w:val="false"/>
-          <w:iCs w:val="false"/>
-          <w:color w:val="000000"/>
-          <w:sz w:val="28"/>
-          <w:szCs w:val="28"/>
-          <w:rtl/>
-        </w:rPr>
-        <w:t xml:space="preserve">1. البنك الدولي. (2018). *What a Waste 2.0: A Global Snapshot of Solid Waste Management to 2050*. Washington, DC: World Bank. https://doi.org/10.1596/978-1-4648-1329-0</w:t>
-      </w:r>
-    </w:p>
-    <w:p>
-      <w:pPr>
-        <w:bidi/>
-        <w:spacing w:after="60" w:line="330"/>
-        <w:jc w:val="both"/>
-      </w:pPr>
-      <w:r>
-        <w:rPr>
-          <w:rFonts w:ascii="Times New Roman" w:cs="Traditional Arabic" w:eastAsia="Times New Roman" w:hAnsi="Times New Roman"/>
-          <w:b w:val="false"/>
-          <w:i w:val="false"/>
-          <w:iCs w:val="false"/>
-          <w:color w:val="000000"/>
-          <w:sz w:val="28"/>
-          <w:szCs w:val="28"/>
-          <w:rtl/>
-        </w:rPr>
-        <w:t xml:space="preserve">2. جهاز شؤون البيئة. (2020). *قانون رقم 202 لسنة 2020 بإصدار قانون تنظيم إدارة المخلفات واللائحة التنفيذية*. جمهورية مصر العربية. https://www.eeaa.gov.eg/Laws/56/index</w:t>
-      </w:r>
-    </w:p>
-    <w:p>
-      <w:pPr>
-        <w:bidi/>
-        <w:spacing w:after="60" w:line="330"/>
-        <w:jc w:val="both"/>
-      </w:pPr>
-      <w:r>
-        <w:rPr>
-          <w:rFonts w:ascii="Times New Roman" w:cs="Traditional Arabic" w:eastAsia="Times New Roman" w:hAnsi="Times New Roman"/>
-          <w:b w:val="false"/>
-          <w:i w:val="false"/>
-          <w:iCs w:val="false"/>
-          <w:color w:val="000000"/>
-          <w:sz w:val="28"/>
-          <w:szCs w:val="28"/>
-          <w:rtl/>
-        </w:rPr>
-        <w:t xml:space="preserve">3. Creative Commons. (2013). *Attribution-ShareAlike 4.0 International (CC BY-SA 4.0)*. https://creativecommons.org/licenses/by-sa/4.0/</w:t>
-      </w:r>
-    </w:p>
-    <w:p>
-      <w:pPr>
-        <w:bidi/>
-        <w:spacing w:after="60" w:line="330"/>
-        <w:jc w:val="both"/>
-      </w:pPr>
-      <w:r>
-        <w:rPr>
-          <w:rFonts w:ascii="Times New Roman" w:cs="Traditional Arabic" w:eastAsia="Times New Roman" w:hAnsi="Times New Roman"/>
-          <w:b w:val="false"/>
-          <w:i w:val="false"/>
-          <w:iCs w:val="false"/>
-          <w:color w:val="000000"/>
-          <w:sz w:val="28"/>
-          <w:szCs w:val="28"/>
-          <w:rtl/>
-        </w:rPr>
-        <w:t xml:space="preserve">4. Pan, S. J., &amp; Yang, Q. (2010). A survey on transfer learning. *IEEE Transactions on Knowledge and Data Engineering, 22*(10), 1345–1359. https://doi.org/10.1109/TKDE.2009.191</w:t>
-      </w:r>
-    </w:p>
-    <w:p>
-      <w:pPr>
-        <w:bidi/>
-        <w:spacing w:after="60" w:line="330"/>
-        <w:jc w:val="both"/>
-      </w:pPr>
-      <w:r>
-        <w:rPr>
-          <w:rFonts w:ascii="Times New Roman" w:cs="Traditional Arabic" w:eastAsia="Times New Roman" w:hAnsi="Times New Roman"/>
-          <w:b w:val="false"/>
-          <w:i w:val="false"/>
-          <w:iCs w:val="false"/>
-          <w:color w:val="000000"/>
-          <w:sz w:val="28"/>
-          <w:szCs w:val="28"/>
-          <w:rtl/>
-        </w:rPr>
-        <w:t xml:space="preserve">5. Proença, P. F., &amp; Simões, P. (2020). TACO: Trash Annotations in Context for litter detection. *arXiv preprint arXiv:2003.06975*. https://arxiv.org/abs/2003.06975</w:t>
-      </w:r>
-    </w:p>
-    <w:p>
-      <w:pPr>
-        <w:bidi/>
-        <w:spacing w:after="60" w:line="330"/>
-        <w:jc w:val="both"/>
-      </w:pPr>
-      <w:r>
-        <w:rPr>
-          <w:rFonts w:ascii="Times New Roman" w:cs="Traditional Arabic" w:eastAsia="Times New Roman" w:hAnsi="Times New Roman"/>
-          <w:b w:val="false"/>
-          <w:i w:val="false"/>
-          <w:iCs w:val="false"/>
-          <w:color w:val="000000"/>
-          <w:sz w:val="28"/>
-          <w:szCs w:val="28"/>
-          <w:rtl/>
-        </w:rPr>
-        <w:t xml:space="preserve">6. Sandler, M., Howard, A., Zhu, M., Zhmoginov, A., &amp; Chen, L.-C. (2018). MobileNetV2: Inverted residuals and linear bottlenecks. In *Proceedings of the IEEE/CVF Conference on Computer Vision and Pattern Recognition* (pp. 4510–4520). https://doi.org/10.1109/CVPR.2018.00474</w:t>
-      </w:r>
-    </w:p>
-    <w:p>
-      <w:pPr>
-        <w:bidi/>
-        <w:spacing w:after="60" w:line="330"/>
-        <w:jc w:val="both"/>
-      </w:pPr>
-      <w:r>
-        <w:rPr>
-          <w:rFonts w:ascii="Times New Roman" w:cs="Traditional Arabic" w:eastAsia="Times New Roman" w:hAnsi="Times New Roman"/>
-          <w:b w:val="false"/>
-          <w:i w:val="false"/>
-          <w:iCs w:val="false"/>
-          <w:color w:val="000000"/>
-          <w:sz w:val="28"/>
-          <w:szCs w:val="28"/>
-          <w:rtl/>
-        </w:rPr>
-        <w:t xml:space="preserve">7. Yang, M., &amp; Thung, G. (2016). *Classification of Trash for Recyclability Status*. Stanford CS229 Project Report. https://cs229.stanford.edu/proj2016/report/ThungYang-ClassificationOfTrashForRecyclabilityStatus-report.pdf</w:t>
-      </w:r>
-    </w:p>
-    <w:p>
-      <w:pPr>
-        <w:pStyle w:val="Heading1"/>
-        <w:bidi/>
-        <w:spacing w:after="220" w:before="380" w:line="380" w:lineRule="atLeast"/>
-        <w:jc w:val="center"/>
-      </w:pPr>
-      <w:r>
-        <w:rPr>
-          <w:rFonts w:ascii="Times New Roman" w:cs="Traditional Arabic" w:eastAsia="Times New Roman" w:hAnsi="Times New Roman"/>
-          <w:b/>
-          <w:bCs/>
-          <w:i w:val="false"/>
-          <w:iCs w:val="false"/>
-          <w:color w:val="000000"/>
-          <w:sz w:val="34"/>
-          <w:szCs w:val="34"/>
-          <w:rtl/>
-        </w:rPr>
-        <w:t xml:space="preserve">ملحق (أ): قائمة تدقيق قبل التسليم</w:t>
-      </w:r>
-    </w:p>
-    <w:tbl>
-      <w:tblPr>
-        <w:bidiVisual/>
-        <w:tblW w:type="pct" w:w="5000"/>
-        <w:tblBorders>
-          <w:top w:val="single" w:color="000000" w:sz="6"/>
-          <w:left w:val="none"/>
-          <w:bottom w:val="single" w:color="000000" w:sz="6"/>
-          <w:right w:val="none"/>
-          <w:insideH w:val="none"/>
-          <w:insideV w:val="none"/>
-        </w:tblBorders>
-      </w:tblPr>
-      <w:tblGrid>
-        <w:gridCol w:w="4394"/>
-        <w:gridCol w:w="4394"/>
-      </w:tblGrid>
-      <w:tr>
-        <w:trPr>
-          <w:cantSplit/>
-          <w:tblHeader/>
-        </w:trPr>
-        <w:tc>
-          <w:tcPr>
-            <w:tcBorders>
-              <w:top w:val="none"/>
-              <w:left w:val="none"/>
-              <w:bottom w:val="single" w:color="000000" w:sz="3"/>
-              <w:right w:val="none"/>
-            </w:tcBorders>
-            <w:shd w:fill="F5F7FA" w:val="clear"/>
-            <w:tcMar>
-              <w:top w:type="dxa" w:w="60"/>
-              <w:left w:type="dxa" w:w="100"/>
-              <w:bottom w:type="dxa" w:w="60"/>
-              <w:right w:type="dxa" w:w="100"/>
-            </w:tcMar>
-          </w:tcPr>
-          <w:p>
-            <w:pPr>
-              <w:bidi/>
-              <w:spacing w:line="300"/>
-              <w:jc w:val="center"/>
-            </w:pPr>
-            <w:r>
-              <w:rPr>
-                <w:rFonts w:ascii="Times New Roman" w:cs="Traditional Arabic" w:eastAsia="Times New Roman" w:hAnsi="Times New Roman"/>
-                <w:b/>
-                <w:bCs/>
-                <w:i w:val="false"/>
-                <w:iCs w:val="false"/>
-                <w:color w:val="000000"/>
-                <w:sz w:val="24"/>
-                <w:szCs w:val="24"/>
-                <w:rtl/>
-              </w:rPr>
-              <w:t xml:space="preserve">البند</w:t>
-            </w:r>
-          </w:p>
-        </w:tc>
-        <w:tc>
-          <w:tcPr>
-            <w:tcBorders>
-              <w:top w:val="none"/>
-              <w:left w:val="none"/>
-              <w:bottom w:val="single" w:color="000000" w:sz="3"/>
-              <w:right w:val="none"/>
-            </w:tcBorders>
-            <w:shd w:fill="F5F7FA" w:val="clear"/>
-            <w:tcMar>
-              <w:top w:type="dxa" w:w="60"/>
-              <w:left w:type="dxa" w:w="100"/>
-              <w:bottom w:type="dxa" w:w="60"/>
-              <w:right w:type="dxa" w:w="100"/>
-            </w:tcMar>
-          </w:tcPr>
-          <w:p>
-            <w:pPr>
-              <w:bidi/>
-              <w:spacing w:line="300"/>
-              <w:jc w:val="center"/>
-            </w:pPr>
-            <w:r>
-              <w:rPr>
-                <w:rFonts w:ascii="Times New Roman" w:cs="Traditional Arabic" w:eastAsia="Times New Roman" w:hAnsi="Times New Roman"/>
-                <w:b/>
-                <w:bCs/>
-                <w:i w:val="false"/>
-                <w:iCs w:val="false"/>
-                <w:color w:val="000000"/>
-                <w:sz w:val="24"/>
-                <w:szCs w:val="24"/>
-                <w:rtl/>
-              </w:rPr>
-              <w:t xml:space="preserve">الحالة</w:t>
-            </w:r>
-          </w:p>
-        </w:tc>
-      </w:tr>
-      <w:tr>
-        <w:trPr>
-          <w:cantSplit/>
-        </w:trPr>
-        <w:tc>
-          <w:tcPr>
-            <w:tcMar>
-              <w:top w:type="dxa" w:w="60"/>
-              <w:left w:type="dxa" w:w="100"/>
-              <w:bottom w:type="dxa" w:w="60"/>
-              <w:right w:type="dxa" w:w="100"/>
-            </w:tcMar>
-          </w:tcPr>
-          <w:p>
-            <w:pPr>
-              <w:bidi/>
-              <w:spacing w:line="300"/>
-              <w:jc w:val="center"/>
-            </w:pPr>
-            <w:r>
-              <w:rPr>
-                <w:rFonts w:ascii="Times New Roman" w:cs="Traditional Arabic" w:eastAsia="Times New Roman" w:hAnsi="Times New Roman"/>
-                <w:b w:val="false"/>
-                <w:i w:val="false"/>
-                <w:iCs w:val="false"/>
-                <w:color w:val="000000"/>
-                <w:sz w:val="24"/>
-                <w:szCs w:val="24"/>
-                <w:rtl/>
-              </w:rPr>
-              <w:t xml:space="preserve">الاسم والكلية على الغلاف</w:t>
-            </w:r>
-          </w:p>
-        </w:tc>
-        <w:tc>
-          <w:tcPr>
-            <w:tcMar>
-              <w:top w:type="dxa" w:w="60"/>
-              <w:left w:type="dxa" w:w="100"/>
-              <w:bottom w:type="dxa" w:w="60"/>
-              <w:right w:type="dxa" w:w="100"/>
-            </w:tcMar>
-          </w:tcPr>
-          <w:p>
-            <w:pPr>
-              <w:bidi/>
-              <w:spacing w:line="300"/>
-              <w:jc w:val="center"/>
-            </w:pPr>
-            <w:r>
-              <w:rPr>
-                <w:rFonts w:ascii="Times New Roman" w:cs="Traditional Arabic" w:eastAsia="Times New Roman" w:hAnsi="Times New Roman"/>
-                <w:b w:val="false"/>
-                <w:i w:val="false"/>
-                <w:iCs w:val="false"/>
-                <w:color w:val="000000"/>
-                <w:sz w:val="24"/>
-                <w:szCs w:val="24"/>
-                <w:rtl/>
-              </w:rPr>
-              <w:t xml:space="preserve">[يُستكمل]</w:t>
-            </w:r>
-          </w:p>
-        </w:tc>
-      </w:tr>
-      <w:tr>
-        <w:trPr>
-          <w:cantSplit/>
-        </w:trPr>
-        <w:tc>
-          <w:tcPr>
-            <w:tcMar>
-              <w:top w:type="dxa" w:w="60"/>
-              <w:left w:type="dxa" w:w="100"/>
-              <w:bottom w:type="dxa" w:w="60"/>
-              <w:right w:type="dxa" w:w="100"/>
-            </w:tcMar>
-          </w:tcPr>
-          <w:p>
-            <w:pPr>
-              <w:bidi/>
-              <w:spacing w:line="300"/>
-              <w:jc w:val="center"/>
-            </w:pPr>
-            <w:r>
-              <w:rPr>
-                <w:rFonts w:ascii="Times New Roman" w:cs="Traditional Arabic" w:eastAsia="Times New Roman" w:hAnsi="Times New Roman"/>
-                <w:b w:val="false"/>
-                <w:i w:val="false"/>
-                <w:iCs w:val="false"/>
-                <w:color w:val="000000"/>
-                <w:sz w:val="24"/>
-                <w:szCs w:val="24"/>
-                <w:rtl/>
-              </w:rPr>
-              <w:t xml:space="preserve">مراجعة حجم البحث بعد تنسيق Word (المستهدف 18–20 صفحة)</w:t>
-            </w:r>
-          </w:p>
-        </w:tc>
-        <w:tc>
-          <w:tcPr>
-            <w:tcMar>
-              <w:top w:type="dxa" w:w="60"/>
-              <w:left w:type="dxa" w:w="100"/>
-              <w:bottom w:type="dxa" w:w="60"/>
-              <w:right w:type="dxa" w:w="100"/>
-            </w:tcMar>
-          </w:tcPr>
-          <w:p>
-            <w:pPr>
-              <w:bidi/>
-              <w:spacing w:line="300"/>
-              <w:jc w:val="center"/>
-            </w:pPr>
-            <w:r>
-              <w:rPr>
-                <w:rFonts w:ascii="Times New Roman" w:cs="Traditional Arabic" w:eastAsia="Times New Roman" w:hAnsi="Times New Roman"/>
-                <w:b w:val="false"/>
-                <w:i w:val="false"/>
-                <w:iCs w:val="false"/>
-                <w:color w:val="000000"/>
-                <w:sz w:val="24"/>
-                <w:szCs w:val="24"/>
-                <w:rtl/>
-              </w:rPr>
-              <w:t xml:space="preserve">[يُستكمل]</w:t>
-            </w:r>
-          </w:p>
-        </w:tc>
-      </w:tr>
-      <w:tr>
-        <w:trPr>
-          <w:cantSplit/>
-        </w:trPr>
-        <w:tc>
-          <w:tcPr>
-            <w:tcMar>
-              <w:top w:type="dxa" w:w="60"/>
-              <w:left w:type="dxa" w:w="100"/>
-              <w:bottom w:type="dxa" w:w="60"/>
-              <w:right w:type="dxa" w:w="100"/>
-            </w:tcMar>
-          </w:tcPr>
-          <w:p>
-            <w:pPr>
-              <w:bidi/>
-              <w:spacing w:line="300"/>
-              <w:jc w:val="center"/>
-            </w:pPr>
-            <w:r>
-              <w:rPr>
-                <w:rFonts w:ascii="Times New Roman" w:cs="Traditional Arabic" w:eastAsia="Times New Roman" w:hAnsi="Times New Roman"/>
-                <w:b w:val="false"/>
-                <w:i w:val="false"/>
-                <w:iCs w:val="false"/>
-                <w:color w:val="000000"/>
-                <w:sz w:val="24"/>
-                <w:szCs w:val="24"/>
-                <w:rtl/>
-              </w:rPr>
-              <w:t xml:space="preserve">تنفيذ تجربة Gemini وإدراج نتائجها الحقيقية</w:t>
-            </w:r>
-          </w:p>
-        </w:tc>
-        <w:tc>
-          <w:tcPr>
-            <w:tcMar>
-              <w:top w:type="dxa" w:w="60"/>
-              <w:left w:type="dxa" w:w="100"/>
-              <w:bottom w:type="dxa" w:w="60"/>
-              <w:right w:type="dxa" w:w="100"/>
-            </w:tcMar>
-          </w:tcPr>
-          <w:p>
-            <w:pPr>
-              <w:bidi/>
-              <w:spacing w:line="300"/>
-              <w:jc w:val="center"/>
-            </w:pPr>
-            <w:r>
-              <w:rPr>
-                <w:rFonts w:ascii="Times New Roman" w:cs="Traditional Arabic" w:eastAsia="Times New Roman" w:hAnsi="Times New Roman"/>
-                <w:b w:val="false"/>
-                <w:i w:val="false"/>
-                <w:iCs w:val="false"/>
-                <w:color w:val="000000"/>
-                <w:sz w:val="24"/>
-                <w:szCs w:val="24"/>
-                <w:rtl/>
-              </w:rPr>
-              <w:t xml:space="preserve">✓ نُفذت 2026-10-04 — results/webset/summary_gemini_webset.json</w:t>
-            </w:r>
-          </w:p>
-        </w:tc>
-      </w:tr>
-      <w:tr>
-        <w:trPr>
-          <w:cantSplit/>
-        </w:trPr>
-        <w:tc>
-          <w:tcPr>
-            <w:tcMar>
-              <w:top w:type="dxa" w:w="60"/>
-              <w:left w:type="dxa" w:w="100"/>
-              <w:bottom w:type="dxa" w:w="60"/>
-              <w:right w:type="dxa" w:w="100"/>
-            </w:tcMar>
-          </w:tcPr>
-          <w:p>
-            <w:pPr>
-              <w:bidi/>
-              <w:spacing w:line="300"/>
-              <w:jc w:val="center"/>
-            </w:pPr>
-            <w:r>
-              <w:rPr>
-                <w:rFonts w:ascii="Times New Roman" w:cs="Traditional Arabic" w:eastAsia="Times New Roman" w:hAnsi="Times New Roman"/>
-                <w:b w:val="false"/>
-                <w:i w:val="false"/>
-                <w:iCs w:val="false"/>
-                <w:color w:val="000000"/>
-                <w:sz w:val="24"/>
-                <w:szCs w:val="24"/>
-                <w:rtl/>
-              </w:rPr>
-              <w:t xml:space="preserve">إدراج مصفوفات الالتباس من المخرجات الفعلية</w:t>
-            </w:r>
-          </w:p>
-        </w:tc>
-        <w:tc>
-          <w:tcPr>
-            <w:tcMar>
-              <w:top w:type="dxa" w:w="60"/>
-              <w:left w:type="dxa" w:w="100"/>
-              <w:bottom w:type="dxa" w:w="60"/>
-              <w:right w:type="dxa" w:w="100"/>
-            </w:tcMar>
-          </w:tcPr>
-          <w:p>
-            <w:pPr>
-              <w:bidi/>
-              <w:spacing w:line="300"/>
-              <w:jc w:val="center"/>
-            </w:pPr>
-            <w:r>
-              <w:rPr>
-                <w:rFonts w:ascii="Times New Roman" w:cs="Traditional Arabic" w:eastAsia="Times New Roman" w:hAnsi="Times New Roman"/>
-                <w:b w:val="false"/>
-                <w:i w:val="false"/>
-                <w:iCs w:val="false"/>
-                <w:color w:val="000000"/>
-                <w:sz w:val="24"/>
-                <w:szCs w:val="24"/>
-                <w:rtl/>
-              </w:rPr>
-              <w:t xml:space="preserve">الشكل الداخلي جاهز (charts/)؛ شكل Gemini بعد التجربة</w:t>
-            </w:r>
-          </w:p>
-        </w:tc>
-      </w:tr>
-      <w:tr>
-        <w:trPr>
-          <w:cantSplit/>
-        </w:trPr>
-        <w:tc>
-          <w:tcPr>
-            <w:tcMar>
-              <w:top w:type="dxa" w:w="60"/>
-              <w:left w:type="dxa" w:w="100"/>
-              <w:bottom w:type="dxa" w:w="60"/>
-              <w:right w:type="dxa" w:w="100"/>
-            </w:tcMar>
-          </w:tcPr>
-          <w:p>
-            <w:pPr>
-              <w:bidi/>
-              <w:spacing w:line="300"/>
-              <w:jc w:val="center"/>
-            </w:pPr>
-            <w:r>
-              <w:rPr>
-                <w:rFonts w:ascii="Times New Roman" w:cs="Traditional Arabic" w:eastAsia="Times New Roman" w:hAnsi="Times New Roman"/>
-                <w:b w:val="false"/>
-                <w:i w:val="false"/>
-                <w:iCs w:val="false"/>
-                <w:color w:val="000000"/>
-                <w:sz w:val="24"/>
-                <w:szCs w:val="24"/>
-                <w:rtl/>
-              </w:rPr>
-              <w:t xml:space="preserve">إدراج لقطات التطبيق الثلاث</w:t>
-            </w:r>
-          </w:p>
-        </w:tc>
-        <w:tc>
-          <w:tcPr>
-            <w:tcMar>
-              <w:top w:type="dxa" w:w="60"/>
-              <w:left w:type="dxa" w:w="100"/>
-              <w:bottom w:type="dxa" w:w="60"/>
-              <w:right w:type="dxa" w:w="100"/>
-            </w:tcMar>
-          </w:tcPr>
-          <w:p>
-            <w:pPr>
-              <w:bidi/>
-              <w:spacing w:line="300"/>
-              <w:jc w:val="center"/>
-            </w:pPr>
-            <w:r>
-              <w:rPr>
-                <w:rFonts w:ascii="Times New Roman" w:cs="Traditional Arabic" w:eastAsia="Times New Roman" w:hAnsi="Times New Roman"/>
-                <w:b w:val="false"/>
-                <w:i w:val="false"/>
-                <w:iCs w:val="false"/>
-                <w:color w:val="000000"/>
-                <w:sz w:val="24"/>
-                <w:szCs w:val="24"/>
-                <w:rtl/>
-              </w:rPr>
-              <w:t xml:space="preserve">[يُدرج من screenshots/]</w:t>
-            </w:r>
-          </w:p>
-        </w:tc>
-      </w:tr>
-      <w:tr>
-        <w:trPr>
-          <w:cantSplit/>
-        </w:trPr>
-        <w:tc>
-          <w:tcPr>
-            <w:tcMar>
-              <w:top w:type="dxa" w:w="60"/>
-              <w:left w:type="dxa" w:w="100"/>
-              <w:bottom w:type="dxa" w:w="60"/>
-              <w:right w:type="dxa" w:w="100"/>
-            </w:tcMar>
-          </w:tcPr>
-          <w:p>
-            <w:pPr>
-              <w:bidi/>
-              <w:spacing w:line="300"/>
-              <w:jc w:val="center"/>
-            </w:pPr>
-            <w:r>
-              <w:rPr>
-                <w:rFonts w:ascii="Times New Roman" w:cs="Traditional Arabic" w:eastAsia="Times New Roman" w:hAnsi="Times New Roman"/>
-                <w:b w:val="false"/>
-                <w:i w:val="false"/>
-                <w:iCs w:val="false"/>
-                <w:color w:val="000000"/>
-                <w:sz w:val="24"/>
-                <w:szCs w:val="24"/>
-                <w:rtl/>
-              </w:rPr>
-              <w:t xml:space="preserve">حذف الفصل السادس إن لم ينفذ الاستبيان</w:t>
-            </w:r>
-          </w:p>
-        </w:tc>
-        <w:tc>
-          <w:tcPr>
-            <w:tcMar>
-              <w:top w:type="dxa" w:w="60"/>
-              <w:left w:type="dxa" w:w="100"/>
-              <w:bottom w:type="dxa" w:w="60"/>
-              <w:right w:type="dxa" w:w="100"/>
-            </w:tcMar>
-          </w:tcPr>
-          <w:p>
-            <w:pPr>
-              <w:bidi/>
-              <w:spacing w:line="300"/>
-              <w:jc w:val="center"/>
-            </w:pPr>
-            <w:r>
-              <w:rPr>
-                <w:rFonts w:ascii="Times New Roman" w:cs="Traditional Arabic" w:eastAsia="Times New Roman" w:hAnsi="Times New Roman"/>
-                <w:b w:val="false"/>
-                <w:i w:val="false"/>
-                <w:iCs w:val="false"/>
-                <w:color w:val="000000"/>
-                <w:sz w:val="24"/>
-                <w:szCs w:val="24"/>
-                <w:rtl/>
-              </w:rPr>
-              <w:t xml:space="preserve">[قرار نهائي]</w:t>
-            </w:r>
-          </w:p>
-        </w:tc>
-      </w:tr>
-      <w:tr>
-        <w:trPr>
-          <w:cantSplit/>
-        </w:trPr>
-        <w:tc>
-          <w:tcPr>
-            <w:tcMar>
-              <w:top w:type="dxa" w:w="60"/>
-              <w:left w:type="dxa" w:w="100"/>
-              <w:bottom w:type="dxa" w:w="60"/>
-              <w:right w:type="dxa" w:w="100"/>
-            </w:tcMar>
-          </w:tcPr>
-          <w:p>
-            <w:pPr>
-              <w:bidi/>
-              <w:spacing w:line="300"/>
-              <w:jc w:val="center"/>
-            </w:pPr>
-            <w:r>
-              <w:rPr>
-                <w:rFonts w:ascii="Times New Roman" w:cs="Traditional Arabic" w:eastAsia="Times New Roman" w:hAnsi="Times New Roman"/>
-                <w:b w:val="false"/>
-                <w:i w:val="false"/>
-                <w:iCs w:val="false"/>
-                <w:color w:val="000000"/>
-                <w:sz w:val="24"/>
-                <w:szCs w:val="24"/>
-                <w:rtl/>
-              </w:rPr>
-              <w:t xml:space="preserve">إرفاق استمارة المشاركة وصورة البطاقة والصورة الشخصية</w:t>
-            </w:r>
-          </w:p>
-        </w:tc>
-        <w:tc>
-          <w:tcPr>
-            <w:tcMar>
-              <w:top w:type="dxa" w:w="60"/>
-              <w:left w:type="dxa" w:w="100"/>
-              <w:bottom w:type="dxa" w:w="60"/>
-              <w:right w:type="dxa" w:w="100"/>
-            </w:tcMar>
-          </w:tcPr>
-          <w:p>
-            <w:pPr>
-              <w:bidi/>
-              <w:spacing w:line="300"/>
-              <w:jc w:val="center"/>
-            </w:pPr>
-            <w:r>
-              <w:rPr>
-                <w:rFonts w:ascii="Times New Roman" w:cs="Traditional Arabic" w:eastAsia="Times New Roman" w:hAnsi="Times New Roman"/>
-                <w:b w:val="false"/>
-                <w:i w:val="false"/>
-                <w:iCs w:val="false"/>
-                <w:color w:val="000000"/>
-                <w:sz w:val="24"/>
-                <w:szCs w:val="24"/>
-                <w:rtl/>
-              </w:rPr>
-              <w:t xml:space="preserve">[إجراء إداري منفصل]</w:t>
-            </w:r>
-          </w:p>
-        </w:tc>
-      </w:tr>
-      <w:tr>
-        <w:trPr>
-          <w:cantSplit/>
-        </w:trPr>
-        <w:tc>
-          <w:tcPr>
-            <w:tcMar>
-              <w:top w:type="dxa" w:w="60"/>
-              <w:left w:type="dxa" w:w="100"/>
-              <w:bottom w:type="dxa" w:w="60"/>
-              <w:right w:type="dxa" w:w="100"/>
-            </w:tcMar>
-          </w:tcPr>
-          <w:p>
-            <w:pPr>
-              <w:bidi/>
-              <w:spacing w:line="300"/>
-              <w:jc w:val="center"/>
-            </w:pPr>
-            <w:r>
-              <w:rPr>
-                <w:rFonts w:ascii="Times New Roman" w:cs="Traditional Arabic" w:eastAsia="Times New Roman" w:hAnsi="Times New Roman"/>
-                <w:b w:val="false"/>
-                <w:i w:val="false"/>
-                <w:iCs w:val="false"/>
-                <w:color w:val="000000"/>
-                <w:sz w:val="24"/>
-                <w:szCs w:val="24"/>
-                <w:rtl/>
-              </w:rPr>
-              <w:t xml:space="preserve">تجهيز أصل البحث وصورتين</w:t>
-            </w:r>
-          </w:p>
-        </w:tc>
-        <w:tc>
-          <w:tcPr>
-            <w:tcMar>
-              <w:top w:type="dxa" w:w="60"/>
-              <w:left w:type="dxa" w:w="100"/>
-              <w:bottom w:type="dxa" w:w="60"/>
-              <w:right w:type="dxa" w:w="100"/>
-            </w:tcMar>
-          </w:tcPr>
-          <w:p>
-            <w:pPr>
-              <w:bidi/>
-              <w:spacing w:line="300"/>
-              <w:jc w:val="center"/>
-            </w:pPr>
-            <w:r>
-              <w:rPr>
-                <w:rFonts w:ascii="Times New Roman" w:cs="Traditional Arabic" w:eastAsia="Times New Roman" w:hAnsi="Times New Roman"/>
-                <w:b w:val="false"/>
-                <w:i w:val="false"/>
-                <w:iCs w:val="false"/>
-                <w:color w:val="000000"/>
-                <w:sz w:val="24"/>
-                <w:szCs w:val="24"/>
-                <w:rtl/>
-              </w:rPr>
-              <w:t xml:space="preserve">[إجراء تسليم]</w:t>
-            </w:r>
-          </w:p>
-        </w:tc>
-      </w:tr>
-    </w:tbl>
-    <w:p>
-      <w:pPr>
-        <w:spacing w:after="120"/>
-      </w:pPr>
-    </w:p>
-    <w:p>
-      <w:pPr>
-        <w:pStyle w:val="Heading1"/>
-        <w:bidi/>
-        <w:spacing w:after="220" w:before="380" w:line="380" w:lineRule="atLeast"/>
-        <w:jc w:val="center"/>
-      </w:pPr>
-      <w:r>
-        <w:rPr>
-          <w:rFonts w:ascii="Times New Roman" w:cs="Traditional Arabic" w:eastAsia="Times New Roman" w:hAnsi="Times New Roman"/>
-          <w:b/>
-          <w:bCs/>
-          <w:i w:val="false"/>
-          <w:iCs w:val="false"/>
-          <w:color w:val="000000"/>
-          <w:sz w:val="34"/>
-          <w:szCs w:val="34"/>
-          <w:rtl/>
-        </w:rPr>
-        <w:t xml:space="preserve">ملحق (ب): ملفات الإثبات والأدوات القابلة لإعادة التشغيل</w:t>
-      </w:r>
-    </w:p>
-    <w:p>
-      <w:pPr>
         <w:bidi/>
         <w:spacing w:after="60" w:line="330"/>
         <w:ind w:firstLine="480"/>
@@ -13669,7 +12732,42 @@
           <w:szCs w:val="28"/>
           <w:rtl/>
         </w:rPr>
-        <w:t xml:space="preserve">ملفات إثبات المجموعة الخارجية (تُسلّم مع البحث أو تُتاح عند الطلب):</w:t>
+        <w:t xml:space="preserve">الرسالة الجوهرية للدراسة:</w:t>
+      </w:r>
+      <w:r>
+        <w:rPr>
+          <w:rFonts w:ascii="Times New Roman" w:cs="Traditional Arabic" w:eastAsia="Times New Roman" w:hAnsi="Times New Roman"/>
+          <w:b w:val="false"/>
+          <w:i w:val="false"/>
+          <w:iCs w:val="false"/>
+          <w:color w:val="000000"/>
+          <w:sz w:val="28"/>
+          <w:szCs w:val="28"/>
+          <w:rtl/>
+        </w:rPr>
+        <w:t xml:space="preserve"> ارتفاع الدقة على البيانات المنظمة لا يضمن الأداء في البيئة الواقعية؛ لذلك يمثل اختبار التعميم الخارجي خطوة أساسية قبل اعتماد نموذج تصنيف المخلفات في تطبيق فعلي.</w:t>
+      </w:r>
+    </w:p>
+    <w:p>
+      <w:pPr>
+        <w:pStyle w:val="Heading1"/>
+        <w:bidi/>
+        <w:spacing w:after="220" w:before="380" w:line="380" w:lineRule="atLeast"/>
+        <w:jc w:val="center"/>
+      </w:pPr>
+      <w:r>
+        <w:rPr>
+          <w:rFonts w:ascii="Times New Roman" w:cs="Traditional Arabic" w:eastAsia="Times New Roman" w:hAnsi="Times New Roman"/>
+          <w:b/>
+          <w:bCs/>
+          <w:i w:val="false"/>
+          <w:iCs w:val="false"/>
+          <w:color w:val="000000"/>
+          <w:sz w:val="34"/>
+          <w:szCs w:val="34"/>
+          <w:rtl/>
+        </w:rPr>
+        <w:t xml:space="preserve">المراجع</w:t>
       </w:r>
     </w:p>
     <w:p>
@@ -13689,7 +12787,7 @@
           <w:szCs w:val="28"/>
           <w:rtl/>
         </w:rPr>
-        <w:t xml:space="preserve">• provenance/web_waste_manifest.csv — صف لكل صورة فُحصت (410): المصدر، الرخصة، المؤلف، البصمة SHA-256، حالة المراجعة، سبب الرفض.</w:t>
+        <w:t xml:space="preserve">1. البنك الدولي. (2018). *What a Waste 2.0: A Global Snapshot of Solid Waste Management to 2050*. Washington, DC: World Bank. https://doi.org/10.1596/978-1-4648-1329-0</w:t>
       </w:r>
     </w:p>
     <w:p>
@@ -13709,7 +12807,7 @@
           <w:szCs w:val="28"/>
           <w:rtl/>
         </w:rPr>
-        <w:t xml:space="preserve">• provenance/WEB_DATASET_METHOD.md — منهجية الجمع ومعايير الاستبعاد الكاملة.</w:t>
+        <w:t xml:space="preserve">2. جهاز شؤون البيئة. (2020). *قانون رقم 202 لسنة 2020 بإصدار قانون تنظيم إدارة المخلفات واللائحة التنفيذية*. جمهورية مصر العربية. https://www.eeaa.gov.eg/Laws/56/index</w:t>
       </w:r>
     </w:p>
     <w:p>
@@ -13729,7 +12827,7 @@
           <w:szCs w:val="28"/>
           <w:rtl/>
         </w:rPr>
-        <w:t xml:space="preserve">• provenance/WEB_IMAGE_ATTRIBUTION.md — إسناد لكل صورة مقبولة (125).</w:t>
+        <w:t xml:space="preserve">3. Creative Commons. (2013). *Attribution-ShareAlike 4.0 International (CC BY-SA 4.0)*. https://creativecommons.org/licenses/by-sa/4.0/</w:t>
       </w:r>
     </w:p>
     <w:p>
@@ -13749,7 +12847,89 @@
           <w:szCs w:val="28"/>
           <w:rtl/>
         </w:rPr>
-        <w:t xml:space="preserve">• provenance/COLLECTION_REPORT.md — الأعداد والفجوات.</w:t>
+        <w:t xml:space="preserve">4. Pan, S. J., &amp; Yang, Q. (2010). A survey on transfer learning. *IEEE Transactions on Knowledge and Data Engineering, 22*(10), 1345–1359. https://doi.org/10.1109/TKDE.2009.191</w:t>
+      </w:r>
+    </w:p>
+    <w:p>
+      <w:pPr>
+        <w:bidi/>
+        <w:spacing w:after="60" w:line="330"/>
+        <w:jc w:val="both"/>
+      </w:pPr>
+      <w:r>
+        <w:rPr>
+          <w:rFonts w:ascii="Times New Roman" w:cs="Traditional Arabic" w:eastAsia="Times New Roman" w:hAnsi="Times New Roman"/>
+          <w:b w:val="false"/>
+          <w:i w:val="false"/>
+          <w:iCs w:val="false"/>
+          <w:color w:val="000000"/>
+          <w:sz w:val="28"/>
+          <w:szCs w:val="28"/>
+          <w:rtl/>
+        </w:rPr>
+        <w:t xml:space="preserve">5. Proença, P. F., &amp; Simões, P. (2020). TACO: Trash Annotations in Context for litter detection. *arXiv preprint arXiv:2003.06975*. https://arxiv.org/abs/2003.06975</w:t>
+      </w:r>
+    </w:p>
+    <w:p>
+      <w:pPr>
+        <w:bidi/>
+        <w:spacing w:after="60" w:line="330"/>
+        <w:jc w:val="both"/>
+      </w:pPr>
+      <w:r>
+        <w:rPr>
+          <w:rFonts w:ascii="Times New Roman" w:cs="Traditional Arabic" w:eastAsia="Times New Roman" w:hAnsi="Times New Roman"/>
+          <w:b w:val="false"/>
+          <w:i w:val="false"/>
+          <w:iCs w:val="false"/>
+          <w:color w:val="000000"/>
+          <w:sz w:val="28"/>
+          <w:szCs w:val="28"/>
+          <w:rtl/>
+        </w:rPr>
+        <w:t xml:space="preserve">6. Sandler, M., Howard, A., Zhu, M., Zhmoginov, A., &amp; Chen, L.-C. (2018). MobileNetV2: Inverted residuals and linear bottlenecks. In *Proceedings of the IEEE/CVF Conference on Computer Vision and Pattern Recognition* (pp. 4510–4520). https://doi.org/10.1109/CVPR.2018.00474</w:t>
+      </w:r>
+    </w:p>
+    <w:p>
+      <w:pPr>
+        <w:bidi/>
+        <w:spacing w:after="60" w:line="330"/>
+        <w:jc w:val="both"/>
+      </w:pPr>
+      <w:r>
+        <w:rPr>
+          <w:rFonts w:ascii="Times New Roman" w:cs="Traditional Arabic" w:eastAsia="Times New Roman" w:hAnsi="Times New Roman"/>
+          <w:b w:val="false"/>
+          <w:i w:val="false"/>
+          <w:iCs w:val="false"/>
+          <w:color w:val="000000"/>
+          <w:sz w:val="28"/>
+          <w:szCs w:val="28"/>
+          <w:rtl/>
+        </w:rPr>
+        <w:t xml:space="preserve">7. Yang, M., &amp; Thung, G. (2016). *Classification of Trash for Recyclability Status*. Stanford CS229 Project Report. https://cs229.stanford.edu/proj2016/report/ThungYang-ClassificationOfTrashForRecyclabilityStatus-report.pdf</w:t>
+      </w:r>
+    </w:p>
+    <w:p>
+      <w:pPr>
+        <w:pStyle w:val="Heading1"/>
+        <w:bidi/>
+        <w:spacing w:after="220" w:before="380" w:line="380" w:lineRule="atLeast"/>
+        <w:jc w:val="center"/>
+      </w:pPr>
+      <w:r>
+        <w:rPr>
+          <w:rFonts w:ascii="Times New Roman" w:cs="Traditional Arabic" w:eastAsia="Times New Roman" w:hAnsi="Times New Roman"/>
+          <w:b/>
+          <w:bCs/>
+          <w:i w:val="false"/>
+          <w:iCs w:val="false"/>
+          <w:color w:val="000000"/>
+          <w:sz w:val="34"/>
+          <w:szCs w:val="34"/>
+          <w:rtl/>
+        </w:rPr>
+        <w:t xml:space="preserve">ملحق (ب): ملفات الإثبات والأدوات القابلة لإعادة التشغيل</w:t>
       </w:r>
     </w:p>
     <w:p>
@@ -13771,7 +12951,7 @@
           <w:szCs w:val="28"/>
           <w:rtl/>
         </w:rPr>
-        <w:t xml:space="preserve">سكربتات قابلة لإعادة التشغيل (تثبت أن كل رقم في البحث مولد تجريبيًا):</w:t>
+        <w:t xml:space="preserve">ملفات إثبات المجموعة الخارجية (تُسلّم مع البحث أو تُتاح عند الطلب):</w:t>
       </w:r>
     </w:p>
     <w:p>
@@ -13791,7 +12971,7 @@
           <w:szCs w:val="28"/>
           <w:rtl/>
         </w:rPr>
-        <w:t xml:space="preserve">• scripts/train_model.py — تدريب MobileNetV2 على TrashNet (ينتج models/metrics.json وcharts/).</w:t>
+        <w:t xml:space="preserve">• provenance/web_waste_manifest.csv — صف لكل صورة فُحصت (410): المصدر، الرخصة، المؤلف، البصمة SHA-256، حالة المراجعة، سبب الرفض.</w:t>
       </w:r>
     </w:p>
     <w:p>
@@ -13811,7 +12991,7 @@
           <w:szCs w:val="28"/>
           <w:rtl/>
         </w:rPr>
-        <w:t xml:space="preserve">• scripts/evaluate_webset.py — التقييم الخارجي (ينتج results/webset/ كاملًا).</w:t>
+        <w:t xml:space="preserve">• provenance/WEB_DATASET_METHOD.md — منهجية الجمع ومعايير الاستبعاد الكاملة.</w:t>
       </w:r>
     </w:p>
     <w:p>
@@ -13831,7 +13011,7 @@
           <w:szCs w:val="28"/>
           <w:rtl/>
         </w:rPr>
-        <w:t xml:space="preserve">• scripts/evaluate_gemini.py — تقييم Gemini عند توفر المفتاح (مطالبة ثابتة، قاعدة اكتمال صارمة).</w:t>
+        <w:t xml:space="preserve">• provenance/WEB_IMAGE_ATTRIBUTION.md — إسناد لكل صورة مقبولة (125).</w:t>
       </w:r>
     </w:p>
     <w:p>
@@ -13851,49 +13031,7 @@
           <w:szCs w:val="28"/>
           <w:rtl/>
         </w:rPr>
-        <w:t xml:space="preserve">• scripts/compare_models.py — جدول المقارنة والرسوم من ملفي التنبؤات فقط.</w:t>
-      </w:r>
-    </w:p>
-    <w:p>
-      <w:pPr>
-        <w:bidi/>
-        <w:spacing w:after="60" w:line="330"/>
-        <w:jc w:val="both"/>
-      </w:pPr>
-      <w:r>
-        <w:rPr>
-          <w:rFonts w:ascii="Times New Roman" w:cs="Traditional Arabic" w:eastAsia="Times New Roman" w:hAnsi="Times New Roman"/>
-          <w:b w:val="false"/>
-          <w:i w:val="false"/>
-          <w:iCs w:val="false"/>
-          <w:color w:val="000000"/>
-          <w:sz w:val="28"/>
-          <w:szCs w:val="28"/>
-          <w:rtl/>
-        </w:rPr>
-        <w:t xml:space="preserve">• prototype/app.py — النموذج الأولي العامل (سجل SQLite: 131 عملية تصنيف توضيحية).</w:t>
-      </w:r>
-    </w:p>
-    <w:p>
-      <w:pPr>
-        <w:pStyle w:val="Heading1"/>
-        <w:bidi/>
-        <w:spacing w:after="220" w:before="380" w:line="380" w:lineRule="atLeast"/>
-        <w:jc w:val="center"/>
-      </w:pPr>
-      <w:r>
-        <w:rPr>
-          <w:rFonts w:ascii="Times New Roman" w:cs="Traditional Arabic" w:eastAsia="Times New Roman" w:hAnsi="Times New Roman"/>
-          <w:b/>
-          <w:bCs/>
-          <w:i w:val="false"/>
-          <w:iCs w:val="false"/>
-          <w:color w:val="000000"/>
-          <w:sz w:val="34"/>
-          <w:szCs w:val="34"/>
-          <w:rtl/>
-        </w:rPr>
-        <w:t xml:space="preserve">ملحق (ج): سؤال متوقع من لجنة التحكيم وإجابته</w:t>
+        <w:t xml:space="preserve">• provenance/COLLECTION_REPORT.md — الأعداد والفجوات.</w:t>
       </w:r>
     </w:p>
     <w:p>
@@ -13915,99 +13053,107 @@
           <w:szCs w:val="28"/>
           <w:rtl/>
         </w:rPr>
-        <w:t xml:space="preserve">س: لماذا اختيرت صور ويب بدل تصوير ميداني؟</w:t>
+        <w:t xml:space="preserve">سكربتات قابلة لإعادة التشغيل (تثبت أن كل رقم في البحث مولد تجريبيًا):</w:t>
       </w:r>
     </w:p>
     <w:p>
       <w:pPr>
         <w:bidi/>
         <w:spacing w:after="60" w:line="330"/>
-        <w:ind w:firstLine="480"/>
         <w:jc w:val="both"/>
       </w:pPr>
       <w:r>
         <w:rPr>
           <w:rFonts w:ascii="Times New Roman" w:cs="Traditional Arabic" w:eastAsia="Times New Roman" w:hAnsi="Times New Roman"/>
-          <w:b/>
-          <w:bCs/>
-          <w:i w:val="false"/>
-          <w:iCs w:val="false"/>
-          <w:color w:val="000000"/>
-          <w:sz w:val="28"/>
-          <w:szCs w:val="28"/>
-          <w:rtl/>
-        </w:rPr>
-        <w:t xml:space="preserve">ج:</w:t>
-      </w:r>
-      <w:r>
-        <w:rPr>
-          <w:rFonts w:ascii="Times New Roman" w:cs="Traditional Arabic" w:eastAsia="Times New Roman" w:hAnsi="Times New Roman"/>
-          <w:b w:val="false"/>
-          <w:i w:val="false"/>
-          <w:iCs w:val="false"/>
-          <w:color w:val="000000"/>
-          <w:sz w:val="28"/>
-          <w:szCs w:val="28"/>
-          <w:rtl/>
-        </w:rPr>
-        <w:t xml:space="preserve"> لأن هدف الدراسة قياس التعميم الخارجي على صور حقيقية غير مقيدة — وصور الويب المرخصة توفر ذلك بتوثيق كامل للمصدر والرخصة يسمح بفحص كل قرار وإعادة إنتاج المجموعة، وهو ما يصعب في التصوير الميداني الفردي. والحدود الناتجة (عينة غير احتمالية، 9 صور سياق مصري موثق فقط) معلنة في الفصل السابع، والجمع الميداني المحلي محطته الأولى في الأعمال المستقبلية.</w:t>
+          <w:b w:val="false"/>
+          <w:i w:val="false"/>
+          <w:iCs w:val="false"/>
+          <w:color w:val="000000"/>
+          <w:sz w:val="28"/>
+          <w:szCs w:val="28"/>
+          <w:rtl/>
+        </w:rPr>
+        <w:t xml:space="preserve">• scripts/train_model.py — تدريب MobileNetV2 على TrashNet (ينتج models/metrics.json وcharts/).</w:t>
       </w:r>
     </w:p>
     <w:p>
       <w:pPr>
         <w:bidi/>
         <w:spacing w:after="60" w:line="330"/>
-        <w:ind w:firstLine="480"/>
         <w:jc w:val="both"/>
       </w:pPr>
       <w:r>
         <w:rPr>
           <w:rFonts w:ascii="Times New Roman" w:cs="Traditional Arabic" w:eastAsia="Times New Roman" w:hAnsi="Times New Roman"/>
-          <w:b/>
-          <w:bCs/>
-          <w:i w:val="false"/>
-          <w:iCs w:val="false"/>
-          <w:color w:val="000000"/>
-          <w:sz w:val="28"/>
-          <w:szCs w:val="28"/>
-          <w:rtl/>
-        </w:rPr>
-        <w:t xml:space="preserve">س: هل 32% تعني أن الفكرة فشلت؟</w:t>
+          <w:b w:val="false"/>
+          <w:i w:val="false"/>
+          <w:iCs w:val="false"/>
+          <w:color w:val="000000"/>
+          <w:sz w:val="28"/>
+          <w:szCs w:val="28"/>
+          <w:rtl/>
+        </w:rPr>
+        <w:t xml:space="preserve">• scripts/evaluate_webset.py — التقييم الخارجي (ينتج results/webset/ كاملًا).</w:t>
       </w:r>
     </w:p>
     <w:p>
       <w:pPr>
         <w:bidi/>
         <w:spacing w:after="60" w:line="330"/>
-        <w:ind w:firstLine="480"/>
         <w:jc w:val="both"/>
       </w:pPr>
       <w:r>
         <w:rPr>
           <w:rFonts w:ascii="Times New Roman" w:cs="Traditional Arabic" w:eastAsia="Times New Roman" w:hAnsi="Times New Roman"/>
-          <w:b/>
-          <w:bCs/>
-          <w:i w:val="false"/>
-          <w:iCs w:val="false"/>
-          <w:color w:val="000000"/>
-          <w:sz w:val="28"/>
-          <w:szCs w:val="28"/>
-          <w:rtl/>
-        </w:rPr>
-        <w:t xml:space="preserve">ج:</w:t>
-      </w:r>
-      <w:r>
-        <w:rPr>
-          <w:rFonts w:ascii="Times New Roman" w:cs="Traditional Arabic" w:eastAsia="Times New Roman" w:hAnsi="Times New Roman"/>
-          <w:b w:val="false"/>
-          <w:i w:val="false"/>
-          <w:iCs w:val="false"/>
-          <w:color w:val="000000"/>
-          <w:sz w:val="28"/>
-          <w:szCs w:val="28"/>
-          <w:rtl/>
-        </w:rPr>
-        <w:t xml:space="preserve"> العكس: قياس الانهيار هو النتيجة. البحث لم يدّعِ نظامًا جاهزًا للنشر، بل قاس بمنهجية موثقة الفجوة بين أداء المعمل والواقع، وشخّص أين وكيف تحدث — وهذا أساس علمي صحيح لأي جهة تفكر في نشر مثل هذه الأنظمة، وأقوى بكثير من عرض دقة داخلية مبهرجة بلا اختبار خارجي.</w:t>
+          <w:b w:val="false"/>
+          <w:i w:val="false"/>
+          <w:iCs w:val="false"/>
+          <w:color w:val="000000"/>
+          <w:sz w:val="28"/>
+          <w:szCs w:val="28"/>
+          <w:rtl/>
+        </w:rPr>
+        <w:t xml:space="preserve">• scripts/evaluate_gemini.py — تقييم Gemini عند توفر المفتاح (مطالبة ثابتة، قاعدة اكتمال صارمة).</w:t>
+      </w:r>
+    </w:p>
+    <w:p>
+      <w:pPr>
+        <w:bidi/>
+        <w:spacing w:after="60" w:line="330"/>
+        <w:jc w:val="both"/>
+      </w:pPr>
+      <w:r>
+        <w:rPr>
+          <w:rFonts w:ascii="Times New Roman" w:cs="Traditional Arabic" w:eastAsia="Times New Roman" w:hAnsi="Times New Roman"/>
+          <w:b w:val="false"/>
+          <w:i w:val="false"/>
+          <w:iCs w:val="false"/>
+          <w:color w:val="000000"/>
+          <w:sz w:val="28"/>
+          <w:szCs w:val="28"/>
+          <w:rtl/>
+        </w:rPr>
+        <w:t xml:space="preserve">• scripts/compare_models.py — جدول المقارنة والرسوم من ملفي التنبؤات فقط.</w:t>
+      </w:r>
+    </w:p>
+    <w:p>
+      <w:pPr>
+        <w:bidi/>
+        <w:spacing w:after="60" w:line="330"/>
+        <w:jc w:val="both"/>
+      </w:pPr>
+      <w:r>
+        <w:rPr>
+          <w:rFonts w:ascii="Times New Roman" w:cs="Traditional Arabic" w:eastAsia="Times New Roman" w:hAnsi="Times New Roman"/>
+          <w:b w:val="false"/>
+          <w:i w:val="false"/>
+          <w:iCs w:val="false"/>
+          <w:color w:val="000000"/>
+          <w:sz w:val="28"/>
+          <w:szCs w:val="28"/>
+          <w:rtl/>
+        </w:rPr>
+        <w:t xml:space="preserve">• prototype/app.py — النموذج الأولي العامل (سجل SQLite: 131 عملية تصنيف توضيحية).</w:t>
       </w:r>
     </w:p>
     <w:p>
